--- a/02_NORMAS/I02-P-CA Anexe de Protecció de Dades - Contracte professional.docx
+++ b/02_NORMAS/I02-P-CA Anexe de Protecció de Dades - Contracte professional.docx
@@ -20,136 +20,55 @@
           <w:szCs w:val="22"/>
           <w:lang w:val="ca"/>
         </w:rPr>
-        <w:t xml:space="preserve">INFORMACIÓ </w:t>
-      </w:r>
-      <w:r>
+        <w:t>INFORMACIÓ I CONSENTIMENTS DEL TRACTAMENT DE DADES PERSONALS</w:t>
+      </w:r>
+    </w:p>
+    <w:p/>
+    <w:p>
+      <w:pPr>
+        <w:jc w:val="right"/>
+      </w:pPr>
+      <w:r>
+        <w:t>A _______________, a ___ de ______________ de ______</w:t>
+      </w:r>
+    </w:p>
+    <w:p/>
+    <w:p>
+      <w:r>
+        <w:rPr>
+          <w:lang w:val="ca"/>
+        </w:rPr>
+        <w:t>Apreciat/da col·laborador/a,</w:t>
+      </w:r>
+    </w:p>
+    <w:p>
+      <w:r>
+        <w:rPr>
+          <w:lang w:val="ca"/>
+        </w:rPr>
+        <w:t>Per tal de garantir els seus drets i protegir el tractament de les seves dades personals OptimTech (en endavant, "OptimTech" o "l’empresa") li informa que ha implementat un sistema per a la gestió de la protecció de dades personals d'acord amb la legislació vigent.</w:t>
+      </w:r>
+    </w:p>
+    <w:p>
+      <w:r>
+        <w:rPr>
+          <w:lang w:val="ca"/>
+        </w:rPr>
+        <w:t>Les seves dades personals seran tractades en el marc de la col·laboració professional que vincula ambdues parts, i d'acord amb la legislació sobre protecció de dades personals: el Reglament Europeu de Protecció de Dades Personals (RGPD) i la Llei Orgànica de Protecció de Dades Personals i Garanties de Drets Digitals (LOPDGDD).</w:t>
+      </w:r>
+    </w:p>
+    <w:p>
+      <w:pPr>
+        <w:spacing w:before="360"/>
         <w:rPr>
           <w:b/>
           <w:bCs/>
-          <w:sz w:val="20"/>
-          <w:szCs w:val="22"/>
-          <w:lang w:val="ca"/>
-        </w:rPr>
-        <w:t xml:space="preserve">I CONSENTIMENTS </w:t>
-      </w:r>
+        </w:rPr>
+      </w:pPr>
       <w:r>
         <w:rPr>
           <w:b/>
           <w:bCs/>
-          <w:sz w:val="20"/>
-          <w:szCs w:val="22"/>
-          <w:lang w:val="ca"/>
-        </w:rPr>
-        <w:t xml:space="preserve">DEL TRACTAMENT </w:t>
-      </w:r>
-      <w:r>
-        <w:rPr>
-          <w:b/>
-          <w:bCs/>
-          <w:sz w:val="20"/>
-          <w:szCs w:val="22"/>
-          <w:lang w:val="ca"/>
-        </w:rPr>
-        <w:t>DE DADES PERSONALS</w:t>
-      </w:r>
-    </w:p>
-    <w:p/>
-    <w:p>
-      <w:pPr>
-        <w:jc w:val="right"/>
-      </w:pPr>
-      <w:r>
-        <w:t>A _______________</w:t>
-      </w:r>
-      <w:r>
-        <w:t>, a ___ de ______________ de ______</w:t>
-      </w:r>
-    </w:p>
-    <w:p/>
-    <w:p>
-      <w:r>
-        <w:rPr>
-          <w:lang w:val="ca"/>
-        </w:rPr>
-        <w:t>Apreciat/da</w:t>
-      </w:r>
-      <w:r>
-        <w:rPr>
-          <w:lang w:val="ca"/>
-        </w:rPr>
-        <w:t xml:space="preserve"> col·laborador</w:t>
-      </w:r>
-      <w:r>
-        <w:rPr>
-          <w:lang w:val="ca"/>
-        </w:rPr>
-        <w:t>/a,</w:t>
-      </w:r>
-    </w:p>
-    <w:p>
-      <w:r>
-        <w:rPr>
-          <w:lang w:val="ca"/>
-        </w:rPr>
-        <w:t xml:space="preserve">Per tal de garantir els seus drets i protegir el tractament de les </w:t>
-      </w:r>
-      <w:r>
-        <w:rPr>
-          <w:lang w:val="ca"/>
-        </w:rPr>
-        <w:t>seves</w:t>
-      </w:r>
-      <w:r>
-        <w:rPr>
-          <w:lang w:val="ca"/>
-        </w:rPr>
-        <w:t xml:space="preserve"> dades personals *NOM EMPRESA* (en endavant, "*EMPRESA*" o "</w:t>
-      </w:r>
-      <w:r>
-        <w:rPr>
-          <w:lang w:val="ca"/>
-        </w:rPr>
-        <w:t>l’e</w:t>
-      </w:r>
-      <w:r>
-        <w:rPr>
-          <w:lang w:val="ca"/>
-        </w:rPr>
-        <w:t>mpresa") li informa que ha implementat un sistema per a la gestió de la protecció de dades personals d'acord amb la legislació vigent.</w:t>
-      </w:r>
-    </w:p>
-    <w:p>
-      <w:r>
-        <w:rPr>
-          <w:lang w:val="ca"/>
-        </w:rPr>
-        <w:t>Les seves dades personals seran tractades en el marc de la col·laboració professional que vincula ambdues parts, i d'acord amb la legislació sobre protecció de dades personals</w:t>
-      </w:r>
-      <w:r>
-        <w:rPr>
-          <w:lang w:val="ca"/>
-        </w:rPr>
-        <w:t>:</w:t>
-      </w:r>
-      <w:r>
-        <w:rPr>
-          <w:lang w:val="ca"/>
-        </w:rPr>
-        <w:t xml:space="preserve"> el Reglament Europeu de Protecció de Dades Personals (RGPD) i la Llei Orgànica de Protecció de Dades Personals i Garanties de Drets Digitals (LOPDGDD).</w:t>
-      </w:r>
-    </w:p>
-    <w:p>
-      <w:pPr>
-        <w:spacing w:before="360"/>
-        <w:rPr>
-          <w:b/>
-          <w:bCs/>
-        </w:rPr>
-      </w:pPr>
-      <w:r>
-        <w:rPr>
-          <w:b/>
-          <w:bCs/>
           <w:lang w:val="ca"/>
         </w:rPr>
         <w:t>INFORMACIÓ DEL TRACTAMENT DE DADES PERSONALS</w:t>
@@ -165,85 +84,7 @@
         <w:rPr>
           <w:lang w:val="ca"/>
         </w:rPr>
-        <w:t xml:space="preserve">Se l'informa que les seves dades personals seran tractades per l'Empresa amb l'única finalitat de dur a terme la gestió </w:t>
-      </w:r>
-      <w:r>
-        <w:rPr>
-          <w:lang w:val="ca"/>
-        </w:rPr>
-        <w:t xml:space="preserve">laboral, </w:t>
-      </w:r>
-      <w:r>
-        <w:rPr>
-          <w:lang w:val="ca"/>
-        </w:rPr>
-        <w:t xml:space="preserve">comptable i fiscal del personal i col·laboradors, incloent contractes, </w:t>
-      </w:r>
-      <w:r>
-        <w:rPr>
-          <w:lang w:val="ca"/>
-        </w:rPr>
-        <w:t>facturació</w:t>
-      </w:r>
-      <w:r>
-        <w:rPr>
-          <w:lang w:val="ca"/>
-        </w:rPr>
-        <w:t xml:space="preserve"> i </w:t>
-      </w:r>
-      <w:r>
-        <w:rPr>
-          <w:lang w:val="ca"/>
-        </w:rPr>
-        <w:t>acompliment</w:t>
-      </w:r>
-      <w:r>
-        <w:rPr>
-          <w:lang w:val="ca"/>
-        </w:rPr>
-        <w:t xml:space="preserve"> professional</w:t>
-      </w:r>
-      <w:r>
-        <w:rPr>
-          <w:lang w:val="ca"/>
-        </w:rPr>
-        <w:t xml:space="preserve"> de</w:t>
-      </w:r>
-      <w:r>
-        <w:rPr>
-          <w:lang w:val="ca"/>
-        </w:rPr>
-        <w:t xml:space="preserve"> les persones col·laboradores</w:t>
-      </w:r>
-      <w:r>
-        <w:rPr>
-          <w:lang w:val="ca"/>
-        </w:rPr>
-        <w:t xml:space="preserve">, </w:t>
-      </w:r>
-      <w:r>
-        <w:rPr>
-          <w:lang w:val="ca"/>
-        </w:rPr>
-        <w:t>així com</w:t>
-      </w:r>
-      <w:r>
-        <w:rPr>
-          <w:lang w:val="ca"/>
-        </w:rPr>
-        <w:t xml:space="preserve"> per </w:t>
-      </w:r>
-      <w:r>
-        <w:rPr>
-          <w:lang w:val="ca"/>
-        </w:rPr>
-        <w:t xml:space="preserve">a </w:t>
-      </w:r>
-      <w:r>
-        <w:rPr>
-          <w:lang w:val="ca"/>
-        </w:rPr>
-        <w:t xml:space="preserve">assegurar el compliment de les obligacions legals, laborals i contractuals de l'Empresa. </w:t>
+        <w:t xml:space="preserve">Se l'informa que les seves dades personals seran tractades per l'Empresa amb l'única finalitat de dur a terme la gestió laboral, comptable i fiscal del personal i col·laboradors, incloent contractes, facturació i acompliment professional de les persones col·laboradores, així com per a assegurar el compliment de les obligacions legals, laborals i contractuals de l'Empresa. </w:t>
       </w:r>
     </w:p>
     <w:p>
@@ -267,19 +108,7 @@
         <w:rPr>
           <w:lang w:val="ca"/>
         </w:rPr>
-        <w:t xml:space="preserve">Dades </w:t>
-      </w:r>
-      <w:r>
-        <w:rPr>
-          <w:lang w:val="ca"/>
-        </w:rPr>
-        <w:t>d’</w:t>
-      </w:r>
-      <w:r>
-        <w:rPr>
-          <w:lang w:val="ca"/>
-        </w:rPr>
-        <w:t>identitat i de contacte</w:t>
+        <w:t>Dades d’identitat i de contacte</w:t>
       </w:r>
     </w:p>
     <w:p>
@@ -311,49 +140,7 @@
         <w:rPr>
           <w:lang w:val="ca"/>
         </w:rPr>
-        <w:t xml:space="preserve">Dades de </w:t>
-      </w:r>
-      <w:r>
-        <w:rPr>
-          <w:lang w:val="ca"/>
-        </w:rPr>
-        <w:t>l’</w:t>
-      </w:r>
-      <w:r>
-        <w:rPr>
-          <w:lang w:val="ca"/>
-        </w:rPr>
-        <w:t xml:space="preserve">acompliment professional tals com </w:t>
-      </w:r>
-      <w:r>
-        <w:rPr>
-          <w:lang w:val="ca"/>
-        </w:rPr>
-        <w:t>l’</w:t>
-      </w:r>
-      <w:r>
-        <w:rPr>
-          <w:lang w:val="ca"/>
-        </w:rPr>
-        <w:t>expedient laboral</w:t>
-      </w:r>
-      <w:r>
-        <w:rPr>
-          <w:lang w:val="ca"/>
-        </w:rPr>
-        <w:t xml:space="preserve"> i</w:t>
-      </w:r>
-      <w:r>
-        <w:rPr>
-          <w:lang w:val="ca"/>
-        </w:rPr>
-        <w:t xml:space="preserve"> historial de tasques</w:t>
-      </w:r>
-      <w:r>
-        <w:rPr>
-          <w:lang w:val="ca"/>
-        </w:rPr>
-        <w:t xml:space="preserve"> realitzades.</w:t>
+        <w:t>Dades de l’acompliment professional tals com l’expedient laboral i historial de tasques realitzades.</w:t>
       </w:r>
     </w:p>
     <w:p>
@@ -369,13 +156,7 @@
         <w:rPr>
           <w:lang w:val="ca"/>
         </w:rPr>
-        <w:t>Dades bancàries i econòmiques de facturació, despeses, deduccions impositives</w:t>
-      </w:r>
-      <w:r>
-        <w:rPr>
-          <w:lang w:val="ca"/>
-        </w:rPr>
-        <w:t xml:space="preserve"> i impostos.</w:t>
+        <w:t>Dades bancàries i econòmiques de facturació, despeses, deduccions impositives i impostos.</w:t>
       </w:r>
     </w:p>
     <w:p>
@@ -429,161 +210,23 @@
         <w:rPr>
           <w:lang w:val="ca"/>
         </w:rPr>
-        <w:t xml:space="preserve"> i en l'inter</w:t>
-      </w:r>
-      <w:r>
-        <w:rPr>
-          <w:lang w:val="ca"/>
-        </w:rPr>
-        <w:t>è</w:t>
-      </w:r>
-      <w:r>
-        <w:rPr>
-          <w:lang w:val="ca"/>
-        </w:rPr>
-        <w:t>s legítim de *EMPRESA* per a gestionar i supervisar el correcte acompliment de les activitats encomanades.</w:t>
-      </w:r>
-    </w:p>
-    <w:p>
-      <w:r>
-        <w:rPr>
-          <w:lang w:val="ca"/>
-        </w:rPr>
-        <w:t xml:space="preserve">Vostè pot </w:t>
-      </w:r>
-      <w:r>
-        <w:rPr>
-          <w:lang w:val="ca"/>
-        </w:rPr>
-        <w:t xml:space="preserve">exercir els seus drets </w:t>
-      </w:r>
-      <w:r>
-        <w:rPr>
-          <w:lang w:val="ca"/>
-        </w:rPr>
-        <w:t>d’</w:t>
-      </w:r>
-      <w:r>
-        <w:rPr>
-          <w:lang w:val="ca"/>
-        </w:rPr>
-        <w:t xml:space="preserve">accés, modificació </w:t>
-      </w:r>
-      <w:r>
-        <w:rPr>
-          <w:lang w:val="ca"/>
-        </w:rPr>
-        <w:t xml:space="preserve">i supressió de les seves dades, així com les </w:t>
-      </w:r>
-      <w:r>
-        <w:rPr>
-          <w:lang w:val="ca"/>
-        </w:rPr>
-        <w:t>d’</w:t>
-      </w:r>
-      <w:r>
-        <w:rPr>
-          <w:lang w:val="ca"/>
-        </w:rPr>
-        <w:t xml:space="preserve">oposició i limitació del seu tractament. </w:t>
-      </w:r>
-      <w:r>
-        <w:rPr>
-          <w:lang w:val="ca"/>
-        </w:rPr>
-        <w:t xml:space="preserve"> </w:t>
-      </w:r>
-      <w:r>
-        <w:rPr>
-          <w:lang w:val="ca"/>
-        </w:rPr>
-        <w:t xml:space="preserve">Per a això, pot sol·licitar-ho </w:t>
-      </w:r>
-      <w:r>
-        <w:rPr>
-          <w:lang w:val="ca"/>
-        </w:rPr>
-        <w:t xml:space="preserve">per correu postal a </w:t>
-      </w:r>
-      <w:r>
-        <w:rPr>
-          <w:lang w:val="ca"/>
-        </w:rPr>
-        <w:t>*ADREÇA*</w:t>
-      </w:r>
-      <w:r>
-        <w:rPr>
-          <w:lang w:val="ca"/>
-        </w:rPr>
-        <w:t xml:space="preserve"> o per </w:t>
-      </w:r>
-      <w:r>
-        <w:rPr>
-          <w:lang w:val="ca"/>
-        </w:rPr>
-        <w:t xml:space="preserve">correu electrònic </w:t>
-      </w:r>
-      <w:r>
-        <w:rPr>
-          <w:lang w:val="ca"/>
-        </w:rPr>
-        <w:t xml:space="preserve">a </w:t>
-      </w:r>
-      <w:r>
-        <w:rPr>
-          <w:lang w:val="ca"/>
-        </w:rPr>
-        <w:t>*EMAIL*</w:t>
-      </w:r>
-      <w:r>
-        <w:rPr>
-          <w:lang w:val="ca"/>
-        </w:rPr>
-        <w:t>.</w:t>
-      </w:r>
-    </w:p>
-    <w:p>
-      <w:r>
-        <w:rPr>
-          <w:lang w:val="ca"/>
-        </w:rPr>
-        <w:t xml:space="preserve">Els destinataris de la informació són tots els departaments, divisions, </w:t>
-      </w:r>
-      <w:r>
-        <w:rPr>
-          <w:lang w:val="ca"/>
-        </w:rPr>
-        <w:t>seus</w:t>
-      </w:r>
-      <w:r>
-        <w:rPr>
-          <w:lang w:val="ca"/>
-        </w:rPr>
-        <w:t xml:space="preserve"> i ens associats en els quals s'organitza </w:t>
-      </w:r>
-      <w:r>
-        <w:rPr>
-          <w:lang w:val="ca"/>
-        </w:rPr>
-        <w:t>*EMPRESA*</w:t>
-      </w:r>
-      <w:r>
-        <w:rPr>
-          <w:lang w:val="ca"/>
-        </w:rPr>
-        <w:t xml:space="preserve">, així com els estaments oficials que per llei </w:t>
-      </w:r>
-      <w:r>
-        <w:rPr>
-          <w:lang w:val="ca"/>
-        </w:rPr>
-        <w:t>n’</w:t>
-      </w:r>
-      <w:r>
-        <w:rPr>
-          <w:lang w:val="ca"/>
-        </w:rPr>
-        <w:t xml:space="preserve">exigeixin la cessió. </w:t>
+        <w:t xml:space="preserve"> i en l'interès legítim de OptimTech per a gestionar i supervisar el correcte acompliment de les activitats encomanades.</w:t>
+      </w:r>
+    </w:p>
+    <w:p>
+      <w:r>
+        <w:rPr>
+          <w:lang w:val="ca"/>
+        </w:rPr>
+        <w:t>Vostè pot exercir els seus drets d’accés, modificació i supressió de les seves dades, així com les d’oposició i limitació del seu tractament.  Per a això, pot sol·licitar-ho per correu postal a OPTIM AI IMPROVEMENT, Polígon industrial Venta Nova, S/N. Carrer l’Aldea, 0, 43894 Camarles, Tarragona o per correu electrònic a dev@optimtech.es.</w:t>
+      </w:r>
+    </w:p>
+    <w:p>
+      <w:r>
+        <w:rPr>
+          <w:lang w:val="ca"/>
+        </w:rPr>
+        <w:t xml:space="preserve">Els destinataris de la informació són tots els departaments, divisions, seus i ens associats en els quals s'organitza OptimTech, així com els estaments oficials que per llei n’exigeixin la cessió. </w:t>
       </w:r>
     </w:p>
     <w:p>
@@ -606,31 +249,7 @@
         <w:rPr>
           <w:lang w:val="ca"/>
         </w:rPr>
-        <w:t>Empreses que presten serveis</w:t>
-      </w:r>
-      <w:r>
-        <w:rPr>
-          <w:lang w:val="ca"/>
-        </w:rPr>
-        <w:t xml:space="preserve"> </w:t>
-      </w:r>
-      <w:r>
-        <w:rPr>
-          <w:lang w:val="ca"/>
-        </w:rPr>
-        <w:t xml:space="preserve">a la confecció de </w:t>
-      </w:r>
-      <w:r>
-        <w:rPr>
-          <w:lang w:val="ca"/>
-        </w:rPr>
-        <w:t>contractes, comptabilitat</w:t>
-      </w:r>
-      <w:r>
-        <w:rPr>
-          <w:lang w:val="ca"/>
-        </w:rPr>
-        <w:t xml:space="preserve"> i compliment de les obligacions fiscals.</w:t>
+        <w:t>Empreses que presten serveis a la confecció de contractes, comptabilitat i compliment de les obligacions fiscals.</w:t>
       </w:r>
     </w:p>
     <w:p>
@@ -645,19 +264,7 @@
         <w:rPr>
           <w:lang w:val="ca"/>
         </w:rPr>
-        <w:t xml:space="preserve">Empreses que presten serveis de gestió de riscos laborals, vigilància de la salut i mútues </w:t>
-      </w:r>
-      <w:r>
-        <w:rPr>
-          <w:lang w:val="ca"/>
-        </w:rPr>
-        <w:t>d’</w:t>
-      </w:r>
-      <w:r>
-        <w:rPr>
-          <w:lang w:val="ca"/>
-        </w:rPr>
-        <w:t xml:space="preserve">accidents. </w:t>
+        <w:t xml:space="preserve">Empreses que presten serveis de gestió de riscos laborals, vigilància de la salut i mútues d’accidents. </w:t>
       </w:r>
     </w:p>
     <w:p>
@@ -672,13 +279,7 @@
         <w:rPr>
           <w:lang w:val="ca"/>
         </w:rPr>
-        <w:t xml:space="preserve">Altres tercers que presten un servei necessari per a l'adequada gestió i activitat ordinària de </w:t>
-      </w:r>
-      <w:r>
-        <w:rPr>
-          <w:lang w:val="ca"/>
-        </w:rPr>
-        <w:t>*EMPRESA*</w:t>
+        <w:t>Altres tercers que presten un servei necessari per a l'adequada gestió i activitat ordinària de OptimTech</w:t>
       </w:r>
     </w:p>
     <w:p>
@@ -693,31 +294,7 @@
         <w:rPr>
           <w:lang w:val="ca"/>
         </w:rPr>
-        <w:t xml:space="preserve">Clients i proveïdors que ho requereixin per a </w:t>
-      </w:r>
-      <w:r>
-        <w:rPr>
-          <w:lang w:val="ca"/>
-        </w:rPr>
-        <w:t>l’</w:t>
-      </w:r>
-      <w:r>
-        <w:rPr>
-          <w:lang w:val="ca"/>
-        </w:rPr>
-        <w:t xml:space="preserve">accés o prestar serveis a les seves </w:t>
-      </w:r>
-      <w:r>
-        <w:rPr>
-          <w:lang w:val="ca"/>
-        </w:rPr>
-        <w:t>instal·lacions</w:t>
-      </w:r>
-      <w:r>
-        <w:rPr>
-          <w:lang w:val="ca"/>
-        </w:rPr>
-        <w:t>.</w:t>
+        <w:t>Clients i proveïdors que ho requereixin per a l’accés o prestar serveis a les seves instal·lacions.</w:t>
       </w:r>
     </w:p>
     <w:p>
@@ -732,19 +309,7 @@
         <w:rPr>
           <w:lang w:val="ca"/>
         </w:rPr>
-        <w:t xml:space="preserve">Entitats bancàries per al pagament de </w:t>
-      </w:r>
-      <w:r>
-        <w:rPr>
-          <w:lang w:val="ca"/>
-        </w:rPr>
-        <w:t>factures</w:t>
-      </w:r>
-      <w:r>
-        <w:rPr>
-          <w:lang w:val="ca"/>
-        </w:rPr>
-        <w:t>, dietes i altres despeses i drets monetaris.</w:t>
+        <w:t>Entitats bancàries per al pagament de factures, dietes i altres despeses i drets monetaris.</w:t>
       </w:r>
     </w:p>
     <w:p>
@@ -759,19 +324,7 @@
         <w:rPr>
           <w:lang w:val="ca"/>
         </w:rPr>
-        <w:t xml:space="preserve">Empreses de formació que imparteixen cursos en el marc de la capacitació </w:t>
-      </w:r>
-      <w:r>
-        <w:rPr>
-          <w:lang w:val="ca"/>
-        </w:rPr>
-        <w:t>del personal</w:t>
-      </w:r>
-      <w:r>
-        <w:rPr>
-          <w:lang w:val="ca"/>
-        </w:rPr>
-        <w:t>.</w:t>
+        <w:t>Empreses de formació que imparteixen cursos en el marc de la capacitació del personal.</w:t>
       </w:r>
     </w:p>
     <w:p>
@@ -802,61 +355,7 @@
         <w:rPr>
           <w:lang w:val="ca"/>
         </w:rPr>
-        <w:t xml:space="preserve">Les dades </w:t>
-      </w:r>
-      <w:r>
-        <w:rPr>
-          <w:lang w:val="ca"/>
-        </w:rPr>
-        <w:t>d’</w:t>
-      </w:r>
-      <w:r>
-        <w:rPr>
-          <w:lang w:val="ca"/>
-        </w:rPr>
-        <w:t xml:space="preserve">identitat i contacte </w:t>
-      </w:r>
-      <w:r>
-        <w:rPr>
-          <w:lang w:val="ca"/>
-        </w:rPr>
-        <w:t>podran</w:t>
-      </w:r>
-      <w:r>
-        <w:rPr>
-          <w:lang w:val="ca"/>
-        </w:rPr>
-        <w:t xml:space="preserve"> ser conservades de forma indefinida, o fins que </w:t>
-      </w:r>
-      <w:r>
-        <w:rPr>
-          <w:lang w:val="ca"/>
-        </w:rPr>
-        <w:t>l’</w:t>
-      </w:r>
-      <w:r>
-        <w:rPr>
-          <w:lang w:val="ca"/>
-        </w:rPr>
-        <w:t xml:space="preserve">interessat </w:t>
-      </w:r>
-      <w:r>
-        <w:rPr>
-          <w:lang w:val="ca"/>
-        </w:rPr>
-        <w:t xml:space="preserve">en </w:t>
-      </w:r>
-      <w:r>
-        <w:rPr>
-          <w:lang w:val="ca"/>
-        </w:rPr>
-        <w:t xml:space="preserve">demani la supressió, per atendre </w:t>
-      </w:r>
-      <w:r>
-        <w:rPr>
-          <w:lang w:val="ca"/>
-        </w:rPr>
-        <w:t>possibles futures referències</w:t>
+        <w:t>Les dades d’identitat i contacte podran ser conservades de forma indefinida, o fins que l’interessat en demani la supressió, per atendre possibles futures referències</w:t>
       </w:r>
     </w:p>
     <w:p>
@@ -881,19 +380,7 @@
         <w:rPr>
           <w:lang w:val="ca"/>
         </w:rPr>
-        <w:t xml:space="preserve">La persona col·laboradora autoritza a </w:t>
-      </w:r>
-      <w:r>
-        <w:rPr>
-          <w:lang w:val="ca"/>
-        </w:rPr>
-        <w:t>*EMPRESA*</w:t>
-      </w:r>
-      <w:r>
-        <w:rPr>
-          <w:lang w:val="ca"/>
-        </w:rPr>
-        <w:t xml:space="preserve"> per a:</w:t>
+        <w:t>La persona col·laboradora autoritza a OptimTech per a:</w:t>
       </w:r>
     </w:p>
     <w:p>
@@ -915,14 +402,7 @@
           <w:b/>
           <w:lang w:val="ca"/>
         </w:rPr>
-        <w:t xml:space="preserve"> </w:t>
-      </w:r>
-      <w:r>
-        <w:rPr>
-          <w:b/>
-          <w:lang w:val="ca"/>
-        </w:rPr>
-        <w:t xml:space="preserve">SI / </w:t>
+        <w:t xml:space="preserve"> SI / </w:t>
       </w:r>
       <w:r>
         <w:rPr>
@@ -949,103 +429,7 @@
         <w:rPr>
           <w:lang w:val="ca"/>
         </w:rPr>
-        <w:t xml:space="preserve"> </w:t>
-      </w:r>
-      <w:r>
-        <w:rPr>
-          <w:lang w:val="ca"/>
-        </w:rPr>
-        <w:t xml:space="preserve">publicar les </w:t>
-      </w:r>
-      <w:r>
-        <w:rPr>
-          <w:lang w:val="ca"/>
-        </w:rPr>
-        <w:t>seves</w:t>
-      </w:r>
-      <w:r>
-        <w:rPr>
-          <w:lang w:val="ca"/>
-        </w:rPr>
-        <w:t xml:space="preserve"> dades de caràcter identificatiu, incloent la se</w:t>
-      </w:r>
-      <w:r>
-        <w:rPr>
-          <w:lang w:val="ca"/>
-        </w:rPr>
-        <w:t>v</w:t>
-      </w:r>
-      <w:r>
-        <w:rPr>
-          <w:lang w:val="ca"/>
-        </w:rPr>
-        <w:t xml:space="preserve">a imatge, en mitjans audiovisuals, en els canals de comunicació utilitzats per </w:t>
-      </w:r>
-      <w:r>
-        <w:rPr>
-          <w:lang w:val="ca"/>
-        </w:rPr>
-        <w:t>*EMPRESA*</w:t>
-      </w:r>
-      <w:r>
-        <w:rPr>
-          <w:lang w:val="ca"/>
-        </w:rPr>
-        <w:t xml:space="preserve"> per a difondre notícies externes i internes de l'organització, incloent xarxes socials i pàgines web de </w:t>
-      </w:r>
-      <w:r>
-        <w:rPr>
-          <w:lang w:val="ca"/>
-        </w:rPr>
-        <w:t>*EMPRESA*</w:t>
-      </w:r>
-      <w:r>
-        <w:rPr>
-          <w:lang w:val="ca"/>
-        </w:rPr>
-        <w:t xml:space="preserve">, publicacions i revistes. Aquesta autorització es manté per </w:t>
-      </w:r>
-      <w:r>
-        <w:rPr>
-          <w:lang w:val="ca"/>
-        </w:rPr>
-        <w:t xml:space="preserve"> a </w:t>
-      </w:r>
-      <w:r>
-        <w:rPr>
-          <w:lang w:val="ca"/>
-        </w:rPr>
-        <w:t xml:space="preserve">totes </w:t>
-      </w:r>
-      <w:r>
-        <w:rPr>
-          <w:lang w:val="ca"/>
-        </w:rPr>
-        <w:t xml:space="preserve">aquelles publicacions realitzades amb anterioritat a la data de fi de la relació </w:t>
-      </w:r>
-      <w:r>
-        <w:rPr>
-          <w:lang w:val="ca"/>
-        </w:rPr>
-        <w:t>professional</w:t>
-      </w:r>
-      <w:r>
-        <w:rPr>
-          <w:lang w:val="ca"/>
-        </w:rPr>
-        <w:t xml:space="preserve"> o la retirada </w:t>
-      </w:r>
-      <w:r>
-        <w:rPr>
-          <w:lang w:val="ca"/>
-        </w:rPr>
-        <w:t>d’</w:t>
-      </w:r>
-      <w:r>
-        <w:rPr>
-          <w:lang w:val="ca"/>
-        </w:rPr>
-        <w:t>aquest consentiment.</w:t>
+        <w:t xml:space="preserve"> publicar les seves dades de caràcter identificatiu, incloent la seva imatge, en mitjans audiovisuals, en els canals de comunicació utilitzats per OptimTech per a difondre notícies externes i internes de l'organització, incloent xarxes socials i pàgines web de OptimTech, publicacions i revistes. Aquesta autorització es manté per  a totes aquelles publicacions realitzades amb anterioritat a la data de fi de la relació professional o la retirada d’aquest consentiment.</w:t>
       </w:r>
     </w:p>
     <w:p>
@@ -1067,14 +451,7 @@
           <w:b/>
           <w:lang w:val="ca"/>
         </w:rPr>
-        <w:t xml:space="preserve"> </w:t>
-      </w:r>
-      <w:r>
-        <w:rPr>
-          <w:b/>
-          <w:lang w:val="ca"/>
-        </w:rPr>
-        <w:t xml:space="preserve">SI / </w:t>
+        <w:t xml:space="preserve"> SI / </w:t>
       </w:r>
       <w:r>
         <w:rPr>
@@ -1101,80 +478,20 @@
         <w:rPr>
           <w:lang w:val="ca"/>
         </w:rPr>
-        <w:t xml:space="preserve"> </w:t>
-      </w:r>
-      <w:r>
-        <w:rPr>
-          <w:lang w:val="ca"/>
-        </w:rPr>
-        <w:t xml:space="preserve">utilitzar el número de telèfon </w:t>
-      </w:r>
-      <w:r>
-        <w:rPr>
-          <w:lang w:val="ca"/>
-        </w:rPr>
-        <w:t xml:space="preserve">personal de la persona col·laboradora per a les activitats ordinàries de l'empresa i en les relacions amb tercers quan sigui necessari per dur a terme </w:t>
-      </w:r>
-      <w:r>
-        <w:rPr>
-          <w:lang w:val="ca"/>
-        </w:rPr>
-        <w:t xml:space="preserve">les tasques relacionades amb els serveis professionals prestats, </w:t>
-      </w:r>
-      <w:r>
-        <w:rPr>
-          <w:lang w:val="ca"/>
-        </w:rPr>
-        <w:t xml:space="preserve">per causes justificades i sempre </w:t>
-      </w:r>
-      <w:r>
-        <w:rPr>
-          <w:lang w:val="ca"/>
-        </w:rPr>
-        <w:t xml:space="preserve">dins dels horaris laborals acordats. </w:t>
-      </w:r>
-    </w:p>
-    <w:p>
-      <w:pPr>
-        <w:rPr>
-          <w:lang w:val="ca"/>
-        </w:rPr>
-      </w:pPr>
-      <w:r>
-        <w:rPr>
-          <w:lang w:val="ca"/>
-        </w:rPr>
-        <w:t xml:space="preserve">En qualsevol moment pot oposar a aquestes autoritzacions per correu postal a </w:t>
-      </w:r>
-      <w:r>
-        <w:rPr>
-          <w:lang w:val="ca"/>
-        </w:rPr>
-        <w:t xml:space="preserve">*ADREÇA* </w:t>
-      </w:r>
-      <w:r>
-        <w:rPr>
-          <w:lang w:val="ca"/>
-        </w:rPr>
-        <w:t xml:space="preserve">o per </w:t>
-      </w:r>
-      <w:r>
-        <w:rPr>
-          <w:lang w:val="ca"/>
-        </w:rPr>
-        <w:t>correu electrònic</w:t>
-      </w:r>
-      <w:r>
-        <w:rPr>
-          <w:lang w:val="ca"/>
-        </w:rPr>
-        <w:t xml:space="preserve"> a</w:t>
-      </w:r>
-      <w:r>
-        <w:rPr>
-          <w:lang w:val="ca"/>
-        </w:rPr>
-        <w:t xml:space="preserve"> *EMAIL*.</w:t>
+        <w:t xml:space="preserve"> utilitzar el número de telèfon personal de la persona col·laboradora per a les activitats ordinàries de l'empresa i en les relacions amb tercers quan sigui necessari per dur a terme les tasques relacionades amb els serveis professionals prestats, per causes justificades i sempre dins dels horaris laborals acordats. </w:t>
+      </w:r>
+    </w:p>
+    <w:p>
+      <w:pPr>
+        <w:rPr>
+          <w:lang w:val="ca"/>
+        </w:rPr>
+      </w:pPr>
+      <w:r>
+        <w:rPr>
+          <w:lang w:val="ca"/>
+        </w:rPr>
+        <w:t>En qualsevol moment pot oposar a aquestes autoritzacions per correu postal a OPTIM AI IMPROVEMENT, Polígon industrial Venta Nova, S/N. Carrer l’Aldea, 0, 43894 Camarles, Tarragona o per correu electrònic a dev@optimtech.es.</w:t>
       </w:r>
     </w:p>
     <w:p>
@@ -1204,55 +521,7 @@
         <w:rPr>
           <w:lang w:val="ca"/>
         </w:rPr>
-        <w:t xml:space="preserve">D'acord amb la legislació vigent en matèria de protecció de dades personals, </w:t>
-      </w:r>
-      <w:r>
-        <w:rPr>
-          <w:lang w:val="ca"/>
-        </w:rPr>
-        <w:t>la persona col·laboradora</w:t>
-      </w:r>
-      <w:r>
-        <w:rPr>
-          <w:lang w:val="ca"/>
-        </w:rPr>
-        <w:t xml:space="preserve"> serà considera</w:t>
-      </w:r>
-      <w:r>
-        <w:rPr>
-          <w:lang w:val="ca"/>
-        </w:rPr>
-        <w:t>da</w:t>
-      </w:r>
-      <w:r>
-        <w:rPr>
-          <w:lang w:val="ca"/>
-        </w:rPr>
-        <w:t xml:space="preserve"> a tots els efectes un ENCARREGAT DE TRACTAMENT d'aquelles dades personals a les quals pugui tindre accés o hagi de </w:t>
-      </w:r>
-      <w:r>
-        <w:rPr>
-          <w:lang w:val="ca"/>
-        </w:rPr>
-        <w:t>tractar</w:t>
-      </w:r>
-      <w:r>
-        <w:rPr>
-          <w:lang w:val="ca"/>
-        </w:rPr>
-        <w:t xml:space="preserve"> com a conseqüència de la relació contractual de prestació de serveis a </w:t>
-      </w:r>
-      <w:r>
-        <w:rPr>
-          <w:lang w:val="ca"/>
-        </w:rPr>
-        <w:t>*EMPRESA*</w:t>
-      </w:r>
-      <w:r>
-        <w:rPr>
-          <w:lang w:val="ca"/>
-        </w:rPr>
-        <w:t>, que és el RESPONSABLE DEL TRACTAMENT.</w:t>
+        <w:t>D'acord amb la legislació vigent en matèria de protecció de dades personals, la persona col·laboradora serà considerada a tots els efectes un ENCARREGAT DE TRACTAMENT d'aquelles dades personals a les quals pugui tindre accés o hagi de tractar com a conseqüència de la relació contractual de prestació de serveis a OptimTech, que és el RESPONSABLE DEL TRACTAMENT.</w:t>
       </w:r>
     </w:p>
     <w:p>
@@ -1278,43 +547,7 @@
         <w:rPr>
           <w:lang w:val="ca"/>
         </w:rPr>
-        <w:t xml:space="preserve">L'Empresa identificarà quines són les dades personals que posa a disposició </w:t>
-      </w:r>
-      <w:r>
-        <w:rPr>
-          <w:lang w:val="ca"/>
-        </w:rPr>
-        <w:t>de la persona col·laboradora</w:t>
-      </w:r>
-      <w:r>
-        <w:rPr>
-          <w:lang w:val="ca"/>
-        </w:rPr>
-        <w:t xml:space="preserve">, els tractaments que es realitzen i </w:t>
-      </w:r>
-      <w:r>
-        <w:rPr>
-          <w:lang w:val="ca"/>
-        </w:rPr>
-        <w:t>les instruccions per tractar</w:t>
-      </w:r>
-      <w:r>
-        <w:rPr>
-          <w:lang w:val="ca"/>
-        </w:rPr>
-        <w:t xml:space="preserve"> aquestes dades. En particular, </w:t>
-      </w:r>
-      <w:r>
-        <w:rPr>
-          <w:lang w:val="ca"/>
-        </w:rPr>
-        <w:t>l’</w:t>
-      </w:r>
-      <w:r>
-        <w:rPr>
-          <w:lang w:val="ca"/>
-        </w:rPr>
-        <w:t>empresa, com a responsable del tractament, especifica que:</w:t>
+        <w:t>L'Empresa identificarà quines són les dades personals que posa a disposició de la persona col·laboradora, els tractaments que es realitzen i les instruccions per tractar aquestes dades. En particular, l’empresa, com a responsable del tractament, especifica que:</w:t>
       </w:r>
     </w:p>
     <w:p>
@@ -1377,19 +610,7 @@
         <w:rPr>
           <w:lang w:val="ca"/>
         </w:rPr>
-        <w:t xml:space="preserve"> El col·laborador/a està autoritzat a accedir i tractar les dades utilitzant els sistemes i mitjans informàtics de l'Empresa </w:t>
-      </w:r>
-      <w:r>
-        <w:rPr>
-          <w:lang w:val="ca"/>
-        </w:rPr>
-        <w:t xml:space="preserve">i també </w:t>
-      </w:r>
-      <w:r>
-        <w:rPr>
-          <w:lang w:val="ca"/>
-        </w:rPr>
-        <w:t>a conservar i tractar les dades utilitzant els seus propis sistemes i mitjans informàtics.</w:t>
+        <w:t xml:space="preserve"> El col·laborador/a està autoritzat a accedir i tractar les dades utilitzant els sistemes i mitjans informàtics de l'Empresa i també a conservar i tractar les dades utilitzant els seus propis sistemes i mitjans informàtics.</w:t>
       </w:r>
     </w:p>
     <w:p>
@@ -1402,13 +623,7 @@
         <w:rPr>
           <w:lang w:val="ca"/>
         </w:rPr>
-        <w:t>L’</w:t>
-      </w:r>
-      <w:r>
-        <w:rPr>
-          <w:lang w:val="ca"/>
-        </w:rPr>
-        <w:t>empresa, com a responsable del tractament té la potestat i obligació de:</w:t>
+        <w:t>L’empresa, com a responsable del tractament té la potestat i obligació de:</w:t>
       </w:r>
     </w:p>
     <w:p>
@@ -1423,37 +638,7 @@
         <w:rPr>
           <w:lang w:val="ca"/>
         </w:rPr>
-        <w:t xml:space="preserve">Proporcionar </w:t>
-      </w:r>
-      <w:r>
-        <w:rPr>
-          <w:lang w:val="ca"/>
-        </w:rPr>
-        <w:t>l’</w:t>
-      </w:r>
-      <w:r>
-        <w:rPr>
-          <w:lang w:val="ca"/>
-        </w:rPr>
-        <w:t xml:space="preserve">accés i els mitjans adequats perquè </w:t>
-      </w:r>
-      <w:r>
-        <w:rPr>
-          <w:lang w:val="ca"/>
-        </w:rPr>
-        <w:t>l’</w:t>
-      </w:r>
-      <w:r>
-        <w:rPr>
-          <w:lang w:val="ca"/>
-        </w:rPr>
-        <w:t xml:space="preserve">encarregat del tractament </w:t>
-      </w:r>
-      <w:r>
-        <w:rPr>
-          <w:lang w:val="ca"/>
-        </w:rPr>
-        <w:t>pugui prestar el servei contractat.</w:t>
+        <w:t>Proporcionar l’accés i els mitjans adequats perquè l’encarregat del tractament pugui prestar el servei contractat.</w:t>
       </w:r>
     </w:p>
     <w:p>
@@ -1468,61 +653,7 @@
         <w:rPr>
           <w:lang w:val="ca"/>
         </w:rPr>
-        <w:t xml:space="preserve">Respondre a les garanties dels afectats, com són els drets </w:t>
-      </w:r>
-      <w:r>
-        <w:rPr>
-          <w:lang w:val="ca"/>
-        </w:rPr>
-        <w:t>d’</w:t>
-      </w:r>
-      <w:r>
-        <w:rPr>
-          <w:lang w:val="ca"/>
-        </w:rPr>
-        <w:t xml:space="preserve">accés, </w:t>
-      </w:r>
-      <w:r>
-        <w:rPr>
-          <w:lang w:val="ca"/>
-        </w:rPr>
-        <w:t>modificació</w:t>
-      </w:r>
-      <w:r>
-        <w:rPr>
-          <w:lang w:val="ca"/>
-        </w:rPr>
-        <w:t xml:space="preserve">, </w:t>
-      </w:r>
-      <w:r>
-        <w:rPr>
-          <w:lang w:val="ca"/>
-        </w:rPr>
-        <w:t>supressió de les dades, així com les d</w:t>
-      </w:r>
-      <w:r>
-        <w:rPr>
-          <w:lang w:val="ca"/>
-        </w:rPr>
-        <w:t>’</w:t>
-      </w:r>
-      <w:r>
-        <w:rPr>
-          <w:lang w:val="ca"/>
-        </w:rPr>
-        <w:t>oposició</w:t>
-      </w:r>
-      <w:r>
-        <w:rPr>
-          <w:lang w:val="ca"/>
-        </w:rPr>
-        <w:t xml:space="preserve"> i limitació del tractament</w:t>
-      </w:r>
-      <w:r>
-        <w:rPr>
-          <w:lang w:val="ca"/>
-        </w:rPr>
-        <w:t>.</w:t>
+        <w:t>Respondre a les garanties dels afectats, com són els drets d’accés, modificació, supressió de les dades, així com les d’oposició i limitació del tractament.</w:t>
       </w:r>
     </w:p>
     <w:p>
@@ -1537,19 +668,7 @@
         <w:rPr>
           <w:lang w:val="ca"/>
         </w:rPr>
-        <w:t xml:space="preserve">Facilitar el dret </w:t>
-      </w:r>
-      <w:r>
-        <w:rPr>
-          <w:lang w:val="ca"/>
-        </w:rPr>
-        <w:t>d’</w:t>
-      </w:r>
-      <w:r>
-        <w:rPr>
-          <w:lang w:val="ca"/>
-        </w:rPr>
-        <w:t>informació en el moment de la recollida de dades.</w:t>
+        <w:t>Facilitar el dret d’informació en el moment de la recollida de dades.</w:t>
       </w:r>
     </w:p>
     <w:p>
@@ -1564,25 +683,7 @@
         <w:rPr>
           <w:lang w:val="ca"/>
         </w:rPr>
-        <w:t xml:space="preserve">Comunicar a </w:t>
-      </w:r>
-      <w:r>
-        <w:rPr>
-          <w:lang w:val="ca"/>
-        </w:rPr>
-        <w:t>encarregat de</w:t>
-      </w:r>
-      <w:r>
-        <w:rPr>
-          <w:lang w:val="ca"/>
-        </w:rPr>
-        <w:t>l</w:t>
-      </w:r>
-      <w:r>
-        <w:rPr>
-          <w:lang w:val="ca"/>
-        </w:rPr>
-        <w:t xml:space="preserve"> tractament qualsevol variació que es produeixi de les dades personals facilitades perquè aquesta procedeixi a la seva actualització.</w:t>
+        <w:t>Comunicar a encarregat del tractament qualsevol variació que es produeixi de les dades personals facilitades perquè aquesta procedeixi a la seva actualització.</w:t>
       </w:r>
     </w:p>
     <w:p>
@@ -1597,31 +698,7 @@
         <w:rPr>
           <w:lang w:val="ca"/>
         </w:rPr>
-        <w:t xml:space="preserve">Vetllar, de forma prèvia i durant la vigència del contracte, pel compliment de la legislació vigent per part de </w:t>
-      </w:r>
-      <w:r>
-        <w:rPr>
-          <w:lang w:val="ca"/>
-        </w:rPr>
-        <w:t>l’</w:t>
-      </w:r>
-      <w:r>
-        <w:rPr>
-          <w:lang w:val="ca"/>
-        </w:rPr>
-        <w:t>encarregat</w:t>
-      </w:r>
-      <w:r>
-        <w:rPr>
-          <w:lang w:val="ca"/>
-        </w:rPr>
-        <w:t xml:space="preserve"> del tractament</w:t>
-      </w:r>
-      <w:r>
-        <w:rPr>
-          <w:lang w:val="ca"/>
-        </w:rPr>
-        <w:t>.</w:t>
+        <w:t>Vetllar, de forma prèvia i durant la vigència del contracte, pel compliment de la legislació vigent per part de l’encarregat del tractament.</w:t>
       </w:r>
     </w:p>
     <w:p>
@@ -1636,31 +713,7 @@
         <w:rPr>
           <w:lang w:val="ca"/>
         </w:rPr>
-        <w:t xml:space="preserve">Verificar que </w:t>
-      </w:r>
-      <w:r>
-        <w:rPr>
-          <w:lang w:val="ca"/>
-        </w:rPr>
-        <w:t>l’</w:t>
-      </w:r>
-      <w:r>
-        <w:rPr>
-          <w:lang w:val="ca"/>
-        </w:rPr>
-        <w:t xml:space="preserve">encarregat del tractament </w:t>
-      </w:r>
-      <w:r>
-        <w:rPr>
-          <w:lang w:val="ca"/>
-        </w:rPr>
-        <w:t>ofereix les garanties suficients respecte a la implantació i el manteniment de les mesures tècniques i organitzatives escaients</w:t>
-      </w:r>
-      <w:r>
-        <w:rPr>
-          <w:lang w:val="ca"/>
-        </w:rPr>
-        <w:t xml:space="preserve"> per protegir les dades i els drets dels interessats.</w:t>
+        <w:t>Verificar que l’encarregat del tractament ofereix les garanties suficients respecte a la implantació i el manteniment de les mesures tècniques i organitzatives escaients per protegir les dades i els drets dels interessats.</w:t>
       </w:r>
     </w:p>
     <w:p>
@@ -1675,19 +728,7 @@
         <w:rPr>
           <w:lang w:val="ca"/>
         </w:rPr>
-        <w:t xml:space="preserve">Supervisar els tractaments, inclosa la realització </w:t>
-      </w:r>
-      <w:r>
-        <w:rPr>
-          <w:lang w:val="ca"/>
-        </w:rPr>
-        <w:t>d’</w:t>
-      </w:r>
-      <w:r>
-        <w:rPr>
-          <w:lang w:val="ca"/>
-        </w:rPr>
-        <w:t>inspeccions i auditories.</w:t>
+        <w:t>Supervisar els tractaments, inclosa la realització d’inspeccions i auditories.</w:t>
       </w:r>
     </w:p>
     <w:p>
@@ -1700,25 +741,7 @@
         <w:rPr>
           <w:lang w:val="ca"/>
         </w:rPr>
-        <w:t>La persona col·laboradora</w:t>
-      </w:r>
-      <w:r>
-        <w:rPr>
-          <w:lang w:val="ca"/>
-        </w:rPr>
-        <w:t xml:space="preserve"> haurà de complir totes les obligacions establertes en aquest document. Addicionalment, com a </w:t>
-      </w:r>
-      <w:r>
-        <w:rPr>
-          <w:lang w:val="ca"/>
-        </w:rPr>
-        <w:t xml:space="preserve">encarregat del tractament </w:t>
-      </w:r>
-      <w:r>
-        <w:rPr>
-          <w:lang w:val="ca"/>
-        </w:rPr>
-        <w:t>es compromet a:</w:t>
+        <w:t>La persona col·laboradora haurà de complir totes les obligacions establertes en aquest document. Addicionalment, com a encarregat del tractament es compromet a:</w:t>
       </w:r>
     </w:p>
     <w:p>
@@ -1754,19 +777,7 @@
         <w:rPr>
           <w:lang w:val="ca"/>
         </w:rPr>
-        <w:t>Informar el responsable</w:t>
-      </w:r>
-      <w:r>
-        <w:rPr>
-          <w:lang w:val="ca"/>
-        </w:rPr>
-        <w:t xml:space="preserve"> del tractament</w:t>
-      </w:r>
-      <w:r>
-        <w:rPr>
-          <w:lang w:val="ca"/>
-        </w:rPr>
-        <w:t xml:space="preserve"> si considera que alguna de les instruccions infringeix la normativa vigent en matèria de protecció de dades personals.</w:t>
+        <w:t>Informar el responsable del tractament si considera que alguna de les instruccions infringeix la normativa vigent en matèria de protecció de dades personals.</w:t>
       </w:r>
     </w:p>
     <w:p>
@@ -1784,19 +795,7 @@
         <w:rPr>
           <w:lang w:val="ca"/>
         </w:rPr>
-        <w:t xml:space="preserve">Si ha de transferir dades personals a un tercer país fora de la UE, haurà de garantir a </w:t>
-      </w:r>
-      <w:r>
-        <w:rPr>
-          <w:lang w:val="ca"/>
-        </w:rPr>
-        <w:t>l’</w:t>
-      </w:r>
-      <w:r>
-        <w:rPr>
-          <w:lang w:val="ca"/>
-        </w:rPr>
-        <w:t>Empresa que es realitzen en un país sobre el qual la Comissió Europea reconeix que ofereix un nivell de protecció adequat o que existeixen garanties sobre la protecció que rebran les dades en la seva destinació.</w:t>
+        <w:t>Si ha de transferir dades personals a un tercer país fora de la UE, haurà de garantir a l’Empresa que es realitzen en un país sobre el qual la Comissió Europea reconeix que ofereix un nivell de protecció adequat o que existeixen garanties sobre la protecció que rebran les dades en la seva destinació.</w:t>
       </w:r>
     </w:p>
     <w:p>
@@ -1814,61 +813,7 @@
         <w:rPr>
           <w:lang w:val="ca"/>
         </w:rPr>
-        <w:t xml:space="preserve">No subcontractar cap de les prestacions que formen part integral de </w:t>
-      </w:r>
-      <w:r>
-        <w:rPr>
-          <w:lang w:val="ca"/>
-        </w:rPr>
-        <w:t>l’</w:t>
-      </w:r>
-      <w:r>
-        <w:rPr>
-          <w:lang w:val="ca"/>
-        </w:rPr>
-        <w:t xml:space="preserve">objecte </w:t>
-      </w:r>
-      <w:r>
-        <w:rPr>
-          <w:lang w:val="ca"/>
-        </w:rPr>
-        <w:t>d’</w:t>
-      </w:r>
-      <w:r>
-        <w:rPr>
-          <w:lang w:val="ca"/>
-        </w:rPr>
-        <w:t xml:space="preserve">aquest contracte que comporten el tractament de dades personals, excepte els serveis auxiliars necessaris per dur a terme </w:t>
-      </w:r>
-      <w:r>
-        <w:rPr>
-          <w:lang w:val="ca"/>
-        </w:rPr>
-        <w:t>l’</w:t>
-      </w:r>
-      <w:r>
-        <w:rPr>
-          <w:lang w:val="ca"/>
-        </w:rPr>
-        <w:t xml:space="preserve">activitat professional ordinària </w:t>
-      </w:r>
-      <w:r>
-        <w:rPr>
-          <w:lang w:val="ca"/>
-        </w:rPr>
-        <w:t xml:space="preserve">de la persona </w:t>
-      </w:r>
-      <w:r>
-        <w:rPr>
-          <w:lang w:val="ca"/>
-        </w:rPr>
-        <w:t>col·laboradora</w:t>
-      </w:r>
-      <w:r>
-        <w:rPr>
-          <w:lang w:val="ca"/>
-        </w:rPr>
-        <w:t>.</w:t>
+        <w:t>No subcontractar cap de les prestacions que formen part integral de l’objecte d’aquest contracte que comporten el tractament de dades personals, excepte els serveis auxiliars necessaris per dur a terme l’activitat professional ordinària de la persona col·laboradora.</w:t>
       </w:r>
     </w:p>
     <w:p>
@@ -1904,19 +849,7 @@
         <w:rPr>
           <w:lang w:val="ca"/>
         </w:rPr>
-        <w:t xml:space="preserve">Col·laborar amb </w:t>
-      </w:r>
-      <w:r>
-        <w:rPr>
-          <w:lang w:val="ca"/>
-        </w:rPr>
-        <w:t>el responsable del tractament</w:t>
-      </w:r>
-      <w:r>
-        <w:rPr>
-          <w:lang w:val="ca"/>
-        </w:rPr>
-        <w:t xml:space="preserve"> quan les persones afectades exerceixin els drets d'accés, rectificació, supressió i oposició, limitació del tractament i portabilitat de dades.</w:t>
+        <w:t>Col·laborar amb el responsable del tractament quan les persones afectades exerceixin els drets d'accés, rectificació, supressió i oposició, limitació del tractament i portabilitat de dades.</w:t>
       </w:r>
     </w:p>
     <w:p>
@@ -1934,31 +867,7 @@
         <w:rPr>
           <w:lang w:val="ca"/>
         </w:rPr>
-        <w:t xml:space="preserve">Notificar al </w:t>
-      </w:r>
-      <w:r>
-        <w:rPr>
-          <w:lang w:val="ca"/>
-        </w:rPr>
-        <w:t>responsable del tractament</w:t>
-      </w:r>
-      <w:r>
-        <w:rPr>
-          <w:lang w:val="ca"/>
-        </w:rPr>
-        <w:t xml:space="preserve">, sense dilació indeguda (i en tot cas, en un termini màxim de 24 hores) i a través dels mitjans establerts pel responsable, les violacions de la seguretat de les dades personals al seu càrrec de les quals tingui coneixement, juntament amb tota la informació rellevant per a la documentació i comunicació de la </w:t>
-      </w:r>
-      <w:r>
-        <w:rPr>
-          <w:lang w:val="ca"/>
-        </w:rPr>
-        <w:t>violació de dades</w:t>
-      </w:r>
-      <w:r>
-        <w:rPr>
-          <w:lang w:val="ca"/>
-        </w:rPr>
-        <w:t>.</w:t>
+        <w:t>Notificar al responsable del tractament, sense dilació indeguda (i en tot cas, en un termini màxim de 24 hores) i a través dels mitjans establerts pel responsable, les violacions de la seguretat de les dades personals al seu càrrec de les quals tingui coneixement, juntament amb tota la informació rellevant per a la documentació i comunicació de la violació de dades.</w:t>
       </w:r>
     </w:p>
     <w:p>
@@ -1976,31 +885,7 @@
         <w:rPr>
           <w:lang w:val="ca"/>
         </w:rPr>
-        <w:t>Posar a disposició del responsable</w:t>
-      </w:r>
-      <w:r>
-        <w:rPr>
-          <w:lang w:val="ca"/>
-        </w:rPr>
-        <w:t xml:space="preserve"> del tractament</w:t>
-      </w:r>
-      <w:r>
-        <w:rPr>
-          <w:lang w:val="ca"/>
-        </w:rPr>
-        <w:t xml:space="preserve"> tota la informació necessària per demostrar el compliment de les seves obligacions, així com per facilitar la realització de les auditories o inspeccions que realitzin el responsable</w:t>
-      </w:r>
-      <w:r>
-        <w:rPr>
-          <w:lang w:val="ca"/>
-        </w:rPr>
-        <w:t xml:space="preserve"> del tractament</w:t>
-      </w:r>
-      <w:r>
-        <w:rPr>
-          <w:lang w:val="ca"/>
-        </w:rPr>
-        <w:t xml:space="preserve"> o un altre auditor autoritzat per ell.</w:t>
+        <w:t>Posar a disposició del responsable del tractament tota la informació necessària per demostrar el compliment de les seves obligacions, així com per facilitar la realització de les auditories o inspeccions que realitzin el responsable del tractament o un altre auditor autoritzat per ell.</w:t>
       </w:r>
     </w:p>
     <w:p>
@@ -2013,31 +898,7 @@
         <w:rPr>
           <w:lang w:val="ca"/>
         </w:rPr>
-        <w:t xml:space="preserve">Addicionalment, en el cas que </w:t>
-      </w:r>
-      <w:r>
-        <w:rPr>
-          <w:lang w:val="ca"/>
-        </w:rPr>
-        <w:t>la persona col·laboradora</w:t>
-      </w:r>
-      <w:r>
-        <w:rPr>
-          <w:lang w:val="ca"/>
-        </w:rPr>
-        <w:t xml:space="preserve"> utilitzi sistemes, equips i mitjans informàtics propis per tractar les dades personals de les quals és responsable l'Empresa, </w:t>
-      </w:r>
-      <w:r>
-        <w:rPr>
-          <w:lang w:val="ca"/>
-        </w:rPr>
-        <w:t>la persona col·laboradora</w:t>
-      </w:r>
-      <w:r>
-        <w:rPr>
-          <w:lang w:val="ca"/>
-        </w:rPr>
-        <w:t xml:space="preserve"> es compromet a implantar les mesures de seguretat tècniques i organitzatives necessàries per:</w:t>
+        <w:t>Addicionalment, en el cas que la persona col·laboradora utilitzi sistemes, equips i mitjans informàtics propis per tractar les dades personals de les quals és responsable l'Empresa, la persona col·laboradora es compromet a implantar les mesures de seguretat tècniques i organitzatives necessàries per:</w:t>
       </w:r>
     </w:p>
     <w:p>
@@ -2073,55 +934,7 @@
         <w:rPr>
           <w:lang w:val="ca"/>
         </w:rPr>
-        <w:t xml:space="preserve">Restaurar la disponibilitat i </w:t>
-      </w:r>
-      <w:r>
-        <w:rPr>
-          <w:lang w:val="ca"/>
-        </w:rPr>
-        <w:t>l’</w:t>
-      </w:r>
-      <w:r>
-        <w:rPr>
-          <w:lang w:val="ca"/>
-        </w:rPr>
-        <w:t xml:space="preserve">accés a les dades personals de forma ràpida, en cas </w:t>
-      </w:r>
-      <w:r>
-        <w:rPr>
-          <w:lang w:val="ca"/>
-        </w:rPr>
-        <w:t>d’</w:t>
-      </w:r>
-      <w:r>
-        <w:rPr>
-          <w:lang w:val="ca"/>
-        </w:rPr>
-        <w:t xml:space="preserve">incident físic o tècnic que afecti els sistemes propis que utilitza per tractar les dades personals de </w:t>
-      </w:r>
-      <w:r>
-        <w:rPr>
-          <w:lang w:val="ca"/>
-        </w:rPr>
-        <w:t xml:space="preserve">llestes </w:t>
-      </w:r>
-      <w:r>
-        <w:rPr>
-          <w:lang w:val="ca"/>
-        </w:rPr>
-        <w:t xml:space="preserve">que és responsable </w:t>
-      </w:r>
-      <w:r>
-        <w:rPr>
-          <w:lang w:val="ca"/>
-        </w:rPr>
-        <w:t>l’</w:t>
-      </w:r>
-      <w:r>
-        <w:rPr>
-          <w:lang w:val="ca"/>
-        </w:rPr>
-        <w:t>Empresa.</w:t>
+        <w:t>Restaurar la disponibilitat i l’accés a les dades personals de forma ràpida, en cas d’incident físic o tècnic que afecti els sistemes propis que utilitza per tractar les dades personals de llestes que és responsable l’Empresa.</w:t>
       </w:r>
     </w:p>
     <w:p>
@@ -2139,19 +952,7 @@
         <w:rPr>
           <w:lang w:val="ca"/>
         </w:rPr>
-        <w:t xml:space="preserve">Verificar, avaluar i valorar, de forma regular, </w:t>
-      </w:r>
-      <w:r>
-        <w:rPr>
-          <w:lang w:val="ca"/>
-        </w:rPr>
-        <w:t>l’</w:t>
-      </w:r>
-      <w:r>
-        <w:rPr>
-          <w:lang w:val="ca"/>
-        </w:rPr>
-        <w:t>eficàcia de les mesures tècniques i organitzatives implantades per garantir la seguretat del tractament.</w:t>
+        <w:t>Verificar, avaluar i valorar, de forma regular, l’eficàcia de les mesures tècniques i organitzatives implantades per garantir la seguretat del tractament.</w:t>
       </w:r>
     </w:p>
     <w:p>
@@ -2164,13 +965,7 @@
         <w:rPr>
           <w:lang w:val="ca"/>
         </w:rPr>
-        <w:t>Donat el cas, la persona col·laboradora confirma</w:t>
-      </w:r>
-      <w:r>
-        <w:rPr>
-          <w:lang w:val="ca"/>
-        </w:rPr>
-        <w:t xml:space="preserve"> que ha adoptat les mesures necessàries per garantir que:</w:t>
+        <w:t>Donat el cas, la persona col·laboradora confirma que ha adoptat les mesures necessàries per garantir que:</w:t>
       </w:r>
     </w:p>
     <w:p>
@@ -2188,43 +983,7 @@
         <w:rPr>
           <w:lang w:val="ca"/>
         </w:rPr>
-        <w:t xml:space="preserve">El control físic de </w:t>
-      </w:r>
-      <w:r>
-        <w:rPr>
-          <w:lang w:val="ca"/>
-        </w:rPr>
-        <w:t>l’</w:t>
-      </w:r>
-      <w:r>
-        <w:rPr>
-          <w:lang w:val="ca"/>
-        </w:rPr>
-        <w:t xml:space="preserve">accés i la protecció dels equips, persones i </w:t>
-      </w:r>
-      <w:r>
-        <w:rPr>
-          <w:lang w:val="ca"/>
-        </w:rPr>
-        <w:t>instal·lacions</w:t>
-      </w:r>
-      <w:r>
-        <w:rPr>
-          <w:lang w:val="ca"/>
-        </w:rPr>
-        <w:t xml:space="preserve"> on realitza els tractaments de dades de </w:t>
-      </w:r>
-      <w:r>
-        <w:rPr>
-          <w:lang w:val="ca"/>
-        </w:rPr>
-        <w:t>l’</w:t>
-      </w:r>
-      <w:r>
-        <w:rPr>
-          <w:lang w:val="ca"/>
-        </w:rPr>
-        <w:t>empresa.</w:t>
+        <w:t>El control físic de l’accés i la protecció dels equips, persones i instal·lacions on realitza els tractaments de dades de l’empresa.</w:t>
       </w:r>
     </w:p>
     <w:p>
@@ -2242,55 +1001,7 @@
         <w:rPr>
           <w:lang w:val="ca"/>
         </w:rPr>
-        <w:t xml:space="preserve">Que </w:t>
-      </w:r>
-      <w:r>
-        <w:rPr>
-          <w:lang w:val="ca"/>
-        </w:rPr>
-        <w:t>l’</w:t>
-      </w:r>
-      <w:r>
-        <w:rPr>
-          <w:lang w:val="ca"/>
-        </w:rPr>
-        <w:t xml:space="preserve">accés als seus sistemes informàtics es realitza per mitjà </w:t>
-      </w:r>
-      <w:r>
-        <w:rPr>
-          <w:lang w:val="ca"/>
-        </w:rPr>
-        <w:t>d’</w:t>
-      </w:r>
-      <w:r>
-        <w:rPr>
-          <w:lang w:val="ca"/>
-        </w:rPr>
-        <w:t xml:space="preserve">usuaris i contrasenyes individuals, limitant </w:t>
-      </w:r>
-      <w:r>
-        <w:rPr>
-          <w:lang w:val="ca"/>
-        </w:rPr>
-        <w:t>l’</w:t>
-      </w:r>
-      <w:r>
-        <w:rPr>
-          <w:lang w:val="ca"/>
-        </w:rPr>
-        <w:t xml:space="preserve">accés a les dades a aquelles persones que estrictament ho requereixen per a </w:t>
-      </w:r>
-      <w:r>
-        <w:rPr>
-          <w:lang w:val="ca"/>
-        </w:rPr>
-        <w:t>l’</w:t>
-      </w:r>
-      <w:r>
-        <w:rPr>
-          <w:lang w:val="ca"/>
-        </w:rPr>
-        <w:t>acompliment de les seves funcions.</w:t>
+        <w:t>Que l’accés als seus sistemes informàtics es realitza per mitjà d’usuaris i contrasenyes individuals, limitant l’accés a les dades a aquelles persones que estrictament ho requereixen per a l’acompliment de les seves funcions.</w:t>
       </w:r>
     </w:p>
     <w:p>
@@ -2308,43 +1019,7 @@
         <w:rPr>
           <w:lang w:val="ca"/>
         </w:rPr>
-        <w:t xml:space="preserve">Que, si </w:t>
-      </w:r>
-      <w:r>
-        <w:rPr>
-          <w:lang w:val="ca"/>
-        </w:rPr>
-        <w:t>s’</w:t>
-      </w:r>
-      <w:r>
-        <w:rPr>
-          <w:lang w:val="ca"/>
-        </w:rPr>
-        <w:t xml:space="preserve">escau, disposa de còpies de seguretat de les dades personals tractades </w:t>
-      </w:r>
-      <w:r>
-        <w:rPr>
-          <w:lang w:val="ca"/>
-        </w:rPr>
-        <w:t xml:space="preserve">per compte de </w:t>
-      </w:r>
-      <w:r>
-        <w:rPr>
-          <w:lang w:val="ca"/>
-        </w:rPr>
-        <w:t>l’</w:t>
-      </w:r>
-      <w:r>
-        <w:rPr>
-          <w:lang w:val="ca"/>
-        </w:rPr>
-        <w:t xml:space="preserve">empresa i </w:t>
-      </w:r>
-      <w:r>
-        <w:rPr>
-          <w:lang w:val="ca"/>
-        </w:rPr>
-        <w:t>que requereixin garanties de disponibilitat i integritat.</w:t>
+        <w:t>Que, si s’escau, disposa de còpies de seguretat de les dades personals tractades per compte de l’empresa i que requereixin garanties de disponibilitat i integritat.</w:t>
       </w:r>
     </w:p>
     <w:p>
@@ -2362,19 +1037,7 @@
         <w:rPr>
           <w:lang w:val="ca"/>
         </w:rPr>
-        <w:t xml:space="preserve">En el supòsit de gestionar suports o documents amb dades personals de </w:t>
-      </w:r>
-      <w:r>
-        <w:rPr>
-          <w:lang w:val="ca"/>
-        </w:rPr>
-        <w:t>l’</w:t>
-      </w:r>
-      <w:r>
-        <w:rPr>
-          <w:lang w:val="ca"/>
-        </w:rPr>
-        <w:t>empresa, aquestes estan degudament custodiades sota clau o amb dispositius de tancament equivalents.</w:t>
+        <w:t>En el supòsit de gestionar suports o documents amb dades personals de l’empresa, aquestes estan degudament custodiades sota clau o amb dispositius de tancament equivalents.</w:t>
       </w:r>
     </w:p>
     <w:p>
@@ -2410,43 +1073,7 @@
         <w:rPr>
           <w:lang w:val="ca"/>
         </w:rPr>
-        <w:t xml:space="preserve">Que disposa </w:t>
-      </w:r>
-      <w:r>
-        <w:rPr>
-          <w:lang w:val="ca"/>
-        </w:rPr>
-        <w:t>d’</w:t>
-      </w:r>
-      <w:r>
-        <w:rPr>
-          <w:lang w:val="ca"/>
-        </w:rPr>
-        <w:t xml:space="preserve">un registre </w:t>
-      </w:r>
-      <w:r>
-        <w:rPr>
-          <w:lang w:val="ca"/>
-        </w:rPr>
-        <w:t>d’</w:t>
-      </w:r>
-      <w:r>
-        <w:rPr>
-          <w:lang w:val="ca"/>
-        </w:rPr>
-        <w:t xml:space="preserve">incidències de seguretat i </w:t>
-      </w:r>
-      <w:r>
-        <w:rPr>
-          <w:lang w:val="ca"/>
-        </w:rPr>
-        <w:t>s’</w:t>
-      </w:r>
-      <w:r>
-        <w:rPr>
-          <w:lang w:val="ca"/>
-        </w:rPr>
-        <w:t>han establert mecanismes i procediment de notificació de fallades de Seguretat.</w:t>
+        <w:t>Que disposa d’un registre d’incidències de seguretat i s’han establert mecanismes i procediment de notificació de fallades de Seguretat.</w:t>
       </w:r>
     </w:p>
     <w:p>
@@ -2460,61 +1087,7 @@
         <w:rPr>
           <w:lang w:val="ca"/>
         </w:rPr>
-        <w:t xml:space="preserve">En el cas </w:t>
-      </w:r>
-      <w:r>
-        <w:rPr>
-          <w:lang w:val="ca"/>
-        </w:rPr>
-        <w:t>d’</w:t>
-      </w:r>
-      <w:r>
-        <w:rPr>
-          <w:lang w:val="ca"/>
-        </w:rPr>
-        <w:t xml:space="preserve">incompliment per part </w:t>
-      </w:r>
-      <w:r>
-        <w:rPr>
-          <w:lang w:val="ca"/>
-        </w:rPr>
-        <w:t xml:space="preserve">de la persona </w:t>
-      </w:r>
-      <w:r>
-        <w:rPr>
-          <w:lang w:val="ca"/>
-        </w:rPr>
-        <w:t>col·laboradora</w:t>
-      </w:r>
-      <w:r>
-        <w:rPr>
-          <w:lang w:val="ca"/>
-        </w:rPr>
-        <w:t xml:space="preserve">, com a encarregat del tractament, de qualsevol de les estipulacions </w:t>
-      </w:r>
-      <w:r>
-        <w:rPr>
-          <w:lang w:val="ca"/>
-        </w:rPr>
-        <w:t>d’</w:t>
-      </w:r>
-      <w:r>
-        <w:rPr>
-          <w:lang w:val="ca"/>
-        </w:rPr>
-        <w:t xml:space="preserve">aquest contracte, serà considerat responsable del tractament, havent de respondre </w:t>
-      </w:r>
-      <w:r>
-        <w:rPr>
-          <w:lang w:val="ca"/>
-        </w:rPr>
-        <w:t xml:space="preserve">personalment </w:t>
-      </w:r>
-      <w:r>
-        <w:rPr>
-          <w:lang w:val="ca"/>
-        </w:rPr>
-        <w:t>de les infraccions en què hagués incorregut.</w:t>
+        <w:t>En el cas d’incompliment per part de la persona col·laboradora, com a encarregat del tractament, de qualsevol de les estipulacions d’aquest contracte, serà considerat responsable del tractament, havent de respondre personalment de les infraccions en què hagués incorregut.</w:t>
       </w:r>
     </w:p>
     <w:p>
@@ -2528,85 +1101,7 @@
         <w:rPr>
           <w:lang w:val="ca"/>
         </w:rPr>
-        <w:t xml:space="preserve">La rescissió, resolució o extinció de la relació contractual de prestació de serveis entre </w:t>
-      </w:r>
-      <w:r>
-        <w:rPr>
-          <w:lang w:val="ca"/>
-        </w:rPr>
-        <w:t>l’</w:t>
-      </w:r>
-      <w:r>
-        <w:rPr>
-          <w:lang w:val="ca"/>
-        </w:rPr>
-        <w:t xml:space="preserve">empresa i </w:t>
-      </w:r>
-      <w:r>
-        <w:rPr>
-          <w:lang w:val="ca"/>
-        </w:rPr>
-        <w:t xml:space="preserve">la persona </w:t>
-      </w:r>
-      <w:r>
-        <w:rPr>
-          <w:lang w:val="ca"/>
-        </w:rPr>
-        <w:t>col·laboradora</w:t>
-      </w:r>
-      <w:r>
-        <w:rPr>
-          <w:lang w:val="ca"/>
-        </w:rPr>
-        <w:t xml:space="preserve"> obligarà a </w:t>
-      </w:r>
-      <w:r>
-        <w:rPr>
-          <w:lang w:val="ca"/>
-        </w:rPr>
-        <w:t>aquesta</w:t>
-      </w:r>
-      <w:r>
-        <w:rPr>
-          <w:lang w:val="ca"/>
-        </w:rPr>
-        <w:t xml:space="preserve"> a retornar a </w:t>
-      </w:r>
-      <w:r>
-        <w:rPr>
-          <w:lang w:val="ca"/>
-        </w:rPr>
-        <w:t>l’</w:t>
-      </w:r>
-      <w:r>
-        <w:rPr>
-          <w:lang w:val="ca"/>
-        </w:rPr>
-        <w:t xml:space="preserve">empresa les dades de caràcter personal i, en el seu cas, els suports </w:t>
-      </w:r>
-      <w:r>
-        <w:rPr>
-          <w:lang w:val="ca"/>
-        </w:rPr>
-        <w:t>on estiguin continguts</w:t>
-      </w:r>
-      <w:r>
-        <w:rPr>
-          <w:lang w:val="ca"/>
-        </w:rPr>
-        <w:t xml:space="preserve">. La devolució ha de comportar l'esborrat total de les dades existents en els equips i mitjans informàtics propis </w:t>
-      </w:r>
-      <w:r>
-        <w:rPr>
-          <w:lang w:val="ca"/>
-        </w:rPr>
-        <w:t>de la persona col·laboradora</w:t>
-      </w:r>
-      <w:r>
-        <w:rPr>
-          <w:lang w:val="ca"/>
-        </w:rPr>
-        <w:t xml:space="preserve"> i la destrucció de qualsevol suport i arxiu no automatitzat que les contingui.</w:t>
+        <w:t>La rescissió, resolució o extinció de la relació contractual de prestació de serveis entre l’empresa i la persona col·laboradora obligarà a aquesta a retornar a l’empresa les dades de caràcter personal i, en el seu cas, els suports on estiguin continguts. La devolució ha de comportar l'esborrat total de les dades existents en els equips i mitjans informàtics propis de la persona col·laboradora i la destrucció de qualsevol suport i arxiu no automatitzat que les contingui.</w:t>
       </w:r>
     </w:p>
     <w:p>
@@ -2620,37 +1115,7 @@
         <w:rPr>
           <w:lang w:val="ca"/>
         </w:rPr>
-        <w:t xml:space="preserve">Tanmateix, </w:t>
-      </w:r>
-      <w:r>
-        <w:rPr>
-          <w:lang w:val="ca"/>
-        </w:rPr>
-        <w:t xml:space="preserve">la persona </w:t>
-      </w:r>
-      <w:r>
-        <w:rPr>
-          <w:lang w:val="ca"/>
-        </w:rPr>
-        <w:t>col·laboradora</w:t>
-      </w:r>
-      <w:r>
-        <w:rPr>
-          <w:lang w:val="ca"/>
-        </w:rPr>
-        <w:t xml:space="preserve"> en pot conservar una còpia, amb les dades degudament bloquejades, mentre puguin derivar-se responsabilitats de </w:t>
-      </w:r>
-      <w:r>
-        <w:rPr>
-          <w:lang w:val="ca"/>
-        </w:rPr>
-        <w:t>l’</w:t>
-      </w:r>
-      <w:r>
-        <w:rPr>
-          <w:lang w:val="ca"/>
-        </w:rPr>
-        <w:t>execució de la prestació del servei contractat.</w:t>
+        <w:t>Tanmateix, la persona col·laboradora en pot conservar una còpia, amb les dades degudament bloquejades, mentre puguin derivar-se responsabilitats de l’execució de la prestació del servei contractat.</w:t>
       </w:r>
     </w:p>
     <w:p>
@@ -2668,61 +1133,7 @@
         <w:rPr>
           <w:lang w:val="ca"/>
         </w:rPr>
-        <w:t xml:space="preserve">La persona </w:t>
-      </w:r>
-      <w:r>
-        <w:rPr>
-          <w:lang w:val="ca"/>
-        </w:rPr>
-        <w:t>col·labora</w:t>
-      </w:r>
-      <w:r>
-        <w:rPr>
-          <w:lang w:val="ca"/>
-        </w:rPr>
-        <w:t>dora signa</w:t>
-      </w:r>
-      <w:r>
-        <w:rPr>
-          <w:lang w:val="ca"/>
-        </w:rPr>
-        <w:t xml:space="preserve"> </w:t>
-      </w:r>
-      <w:r>
-        <w:rPr>
-          <w:lang w:val="ca"/>
-        </w:rPr>
-        <w:t>aquest document conforme l'ha llegit</w:t>
-      </w:r>
-      <w:r>
-        <w:rPr>
-          <w:lang w:val="ca"/>
-        </w:rPr>
-        <w:t xml:space="preserve">, </w:t>
-      </w:r>
-      <w:r>
-        <w:rPr>
-          <w:lang w:val="ca"/>
-        </w:rPr>
-        <w:t xml:space="preserve">en </w:t>
-      </w:r>
-      <w:r>
-        <w:rPr>
-          <w:lang w:val="ca"/>
-        </w:rPr>
-        <w:t>coneix el seu contingut</w:t>
-      </w:r>
-      <w:r>
-        <w:rPr>
-          <w:lang w:val="ca"/>
-        </w:rPr>
-        <w:t xml:space="preserve"> i es compromet a complir les seves obligacions com a encarregat del tractament</w:t>
-      </w:r>
-      <w:r>
-        <w:rPr>
-          <w:lang w:val="ca"/>
-        </w:rPr>
-        <w:t>.</w:t>
+        <w:t>La persona col·laboradora signa aquest document conforme l'ha llegit, en coneix el seu contingut i es compromet a complir les seves obligacions com a encarregat del tractament.</w:t>
       </w:r>
     </w:p>
     <w:p>
@@ -2748,13 +1159,7 @@
         <w:rPr>
           <w:lang w:val="ca"/>
         </w:rPr>
-        <w:t>DNI</w:t>
-      </w:r>
-      <w:r>
-        <w:rPr>
-          <w:lang w:val="ca"/>
-        </w:rPr>
-        <w:t xml:space="preserve">: </w:t>
+        <w:t xml:space="preserve">DNI: </w:t>
       </w:r>
     </w:p>
     <w:p>
@@ -2775,13 +1180,7 @@
         <w:rPr>
           <w:lang w:val="ca"/>
         </w:rPr>
-        <w:t>Signatura</w:t>
-      </w:r>
-      <w:r>
-        <w:rPr>
-          <w:lang w:val="ca"/>
-        </w:rPr>
-        <w:t>:</w:t>
+        <w:t>Signatura:</w:t>
       </w:r>
     </w:p>
     <w:p/>
@@ -3331,7 +1730,7 @@
           <wp:extent cx="818515" cy="338455"/>
           <wp:effectExtent l="0" t="0" r="635" b="4445"/>
           <wp:wrapNone/>
-          <wp:docPr id="11" name="Imatge 11" descr="Imatge que conté Gràfics, Font, disseny gràfic, logotip&#10;&#10;Pot ser que el contingut generat per IA no sigui correcte.">
+          <wp:docPr id="11" name="Imatge 11" descr="Imatge que conté Gràfics, Font, disseny gràfic, logotip  Pot ser que el contingut generat per IA no sigui correcte.">
             <a:extLst xmlns:a="http://schemas.openxmlformats.org/drawingml/2006/main">
               <a:ext uri="{FF2B5EF4-FFF2-40B4-BE49-F238E27FC236}">
                 <a16:creationId xmlns:a16="http://schemas.microsoft.com/office/drawing/2014/main" id="{1789B5D9-964D-4ECD-8584-185B6DD08C0F}"/>
@@ -3345,7 +1744,7 @@
             <a:graphicData uri="http://schemas.openxmlformats.org/drawingml/2006/picture">
               <pic:pic xmlns:pic="http://schemas.openxmlformats.org/drawingml/2006/picture">
                 <pic:nvPicPr>
-                  <pic:cNvPr id="2" name="Imatge 1" descr="Imatge que conté Gràfics, Font, disseny gràfic, logotip&#10;&#10;Pot ser que el contingut generat per IA no sigui correcte.">
+                  <pic:cNvPr id="2" name="Imatge 1" descr="Imatge que conté Gràfics, Font, disseny gràfic, logotip  Pot ser que el contingut generat per IA no sigui correcte.">
                     <a:extLst>
                       <a:ext uri="{FF2B5EF4-FFF2-40B4-BE49-F238E27FC236}">
                         <a16:creationId xmlns:a16="http://schemas.microsoft.com/office/drawing/2014/main" id="{1789B5D9-964D-4ECD-8584-185B6DD08C0F}"/>

--- a/02_NORMAS/I02-P-CA Anexe de Protecció de Dades - Contracte professional.docx
+++ b/02_NORMAS/I02-P-CA Anexe de Protecció de Dades - Contracte professional.docx
@@ -1639,155 +1639,238 @@
 </file>
 
 <file path=word/header2.xml><?xml version="1.0" encoding="utf-8"?>
-<w:hdr xmlns:wpc="http://schemas.microsoft.com/office/word/2010/wordprocessingCanvas" xmlns:cx="http://schemas.microsoft.com/office/drawing/2014/chartex" xmlns:cx1="http://schemas.microsoft.com/office/drawing/2015/9/8/chartex" xmlns:cx2="http://schemas.microsoft.com/office/drawing/2015/10/21/chartex" xmlns:cx3="http://schemas.microsoft.com/office/drawing/2016/5/9/chartex" xmlns:cx4="http://schemas.microsoft.com/office/drawing/2016/5/10/chartex" xmlns:cx5="http://schemas.microsoft.com/office/drawing/2016/5/11/chartex" xmlns:cx6="http://schemas.microsoft.com/office/drawing/2016/5/12/chartex" xmlns:cx7="http://schemas.microsoft.com/office/drawing/2016/5/13/chartex" xmlns:cx8="http://schemas.microsoft.com/office/drawing/2016/5/14/chartex" xmlns:mc="http://schemas.openxmlformats.org/markup-compatibility/2006" xmlns:aink="http://schemas.microsoft.com/office/drawing/2016/ink" xmlns:am3d="http://schemas.microsoft.com/office/drawing/2017/model3d" xmlns:o="urn:schemas-microsoft-com:office:office" xmlns:oel="http://schemas.microsoft.com/office/2019/extlst" xmlns:r="http://schemas.openxmlformats.org/officeDocument/2006/relationships" xmlns:m="http://schemas.openxmlformats.org/officeDocument/2006/math" xmlns:v="urn:schemas-microsoft-com:vml" xmlns:wp14="http://schemas.microsoft.com/office/word/2010/wordprocessingDrawing" xmlns:wp="http://schemas.openxmlformats.org/drawingml/2006/wordprocessingDrawing" xmlns:w10="urn:schemas-microsoft-com:office:word" xmlns:w="http://schemas.openxmlformats.org/wordprocessingml/2006/main" xmlns:w14="http://schemas.microsoft.com/office/word/2010/wordml" xmlns:w15="http://schemas.microsoft.com/office/word/2012/wordml" xmlns:w16cex="http://schemas.microsoft.com/office/word/2018/wordml/cex" xmlns:w16cid="http://schemas.microsoft.com/office/word/2016/wordml/cid" xmlns:w16="http://schemas.microsoft.com/office/word/2018/wordml" xmlns:w16sdtdh="http://schemas.microsoft.com/office/word/2020/wordml/sdtdatahash" xmlns:w16se="http://schemas.microsoft.com/office/word/2015/wordml/symex" xmlns:wpg="http://schemas.microsoft.com/office/word/2010/wordprocessingGroup" xmlns:wpi="http://schemas.microsoft.com/office/word/2010/wordprocessingInk" xmlns:wne="http://schemas.microsoft.com/office/word/2006/wordml" xmlns:wps="http://schemas.microsoft.com/office/word/2010/wordprocessingShape" xmlns:a="http://schemas.openxmlformats.org/drawingml/2006/main" xmlns:pic="http://schemas.openxmlformats.org/drawingml/2006/picture" xmlns:a14="http://schemas.microsoft.com/office/drawing/2010/main" xmlns:a16="http://schemas.microsoft.com/office/drawing/2014/main" mc:Ignorable="w14 w15 w16se w16cid w16 w16cex w16sdtdh wp14">
+<w:hdr xmlns:wpc="http://schemas.microsoft.com/office/word/2010/wordprocessingCanvas" xmlns:cx="http://schemas.microsoft.com/office/drawing/2014/chartex" xmlns:cx1="http://schemas.microsoft.com/office/drawing/2015/9/8/chartex" xmlns:cx2="http://schemas.microsoft.com/office/drawing/2015/10/21/chartex" xmlns:cx3="http://schemas.microsoft.com/office/drawing/2016/5/9/chartex" xmlns:cx4="http://schemas.microsoft.com/office/drawing/2016/5/10/chartex" xmlns:cx5="http://schemas.microsoft.com/office/drawing/2016/5/11/chartex" xmlns:cx6="http://schemas.microsoft.com/office/drawing/2016/5/12/chartex" xmlns:cx7="http://schemas.microsoft.com/office/drawing/2016/5/13/chartex" xmlns:cx8="http://schemas.microsoft.com/office/drawing/2016/5/14/chartex" xmlns:mc="http://schemas.openxmlformats.org/markup-compatibility/2006" xmlns:aink="http://schemas.microsoft.com/office/drawing/2016/ink" xmlns:am3d="http://schemas.microsoft.com/office/drawing/2017/model3d" xmlns:o="urn:schemas-microsoft-com:office:office" xmlns:oel="http://schemas.microsoft.com/office/2019/extlst" xmlns:r="http://schemas.openxmlformats.org/officeDocument/2006/relationships" xmlns:m="http://schemas.openxmlformats.org/officeDocument/2006/math" xmlns:v="urn:schemas-microsoft-com:vml" xmlns:wp14="http://schemas.microsoft.com/office/word/2010/wordprocessingDrawing" xmlns:wp="http://schemas.openxmlformats.org/drawingml/2006/wordprocessingDrawing" xmlns:w10="urn:schemas-microsoft-com:office:word" xmlns:w="http://schemas.openxmlformats.org/wordprocessingml/2006/main" xmlns:w14="http://schemas.microsoft.com/office/word/2010/wordml" xmlns:w15="http://schemas.microsoft.com/office/word/2012/wordml" xmlns:w16cex="http://schemas.microsoft.com/office/word/2018/wordml/cex" xmlns:w16cid="http://schemas.microsoft.com/office/word/2016/wordml/cid" xmlns:w16="http://schemas.microsoft.com/office/word/2018/wordml" xmlns:w16sdtdh="http://schemas.microsoft.com/office/word/2020/wordml/sdtdatahash" xmlns:w16se="http://schemas.microsoft.com/office/word/2015/wordml/symex" xmlns:wpg="http://schemas.microsoft.com/office/word/2010/wordprocessingGroup" xmlns:wpi="http://schemas.microsoft.com/office/word/2010/wordprocessingInk" xmlns:wne="http://schemas.microsoft.com/office/word/2006/wordml" xmlns:wps="http://schemas.microsoft.com/office/word/2010/wordprocessingShape" mc:Ignorable="w14 w15 w16se w16cid w16 w16cex w16sdtdh wp14">
+  <w:tbl>
+    <w:tblPr>
+      <w:tblW w:w="9348" w:type="dxa"/>
+      <w:tblBorders>
+        <w:top w:val="single" w:sz="6" w:space="0" w:color="BFBFBF"/>
+        <w:left w:val="single" w:sz="6" w:space="0" w:color="BFBFBF"/>
+        <w:bottom w:val="single" w:sz="6" w:space="0" w:color="BFBFBF"/>
+        <w:right w:val="single" w:sz="6" w:space="0" w:color="BFBFBF"/>
+        <w:insideH w:val="single" w:sz="6" w:space="0" w:color="BFBFBF"/>
+        <w:insideV w:val="single" w:sz="6" w:space="0" w:color="BFBFBF"/>
+      </w:tblBorders>
+      <w:tblLayout w:type="fixed"/>
+      <w:tblCellMar>
+        <w:left w:w="70" w:type="dxa"/>
+        <w:right w:w="70" w:type="dxa"/>
+      </w:tblCellMar>
+      <w:tblLook w:val="0000" w:firstRow="0" w:lastRow="0" w:firstColumn="0" w:lastColumn="0" w:noHBand="0" w:noVBand="0"/>
+    </w:tblPr>
+    <w:tblGrid>
+      <w:gridCol w:w="3394"/>
+      <w:gridCol w:w="3230"/>
+      <w:gridCol w:w="2724"/>
+    </w:tblGrid>
+    <w:tr>
+      <w:trPr>
+        <w:trHeight w:val="735"/>
+      </w:trPr>
+      <w:tc>
+        <w:tcPr>
+          <w:tcW w:w="3394" w:type="dxa"/>
+          <w:vMerge w:val="restart"/>
+          <w:tcBorders>
+            <w:top w:val="single" w:sz="6" w:space="0" w:color="BFBFBF"/>
+            <w:left w:val="single" w:sz="6" w:space="0" w:color="BFBFBF"/>
+            <w:bottom w:val="single" w:sz="6" w:space="0" w:color="BFBFBF"/>
+            <w:right w:val="single" w:sz="6" w:space="0" w:color="BFBFBF"/>
+          </w:tcBorders>
+          <w:vAlign w:val="center"/>
+        </w:tcPr>
+        <w:p>
+          <w:pPr>
+            <w:spacing w:before="120" w:after="20" w:line="240" w:lineRule="auto"/>
+            <w:ind w:left="170" w:right="360"/>
+            <w:jc w:val="center"/>
+            <w:rPr>
+              <w:rFonts w:ascii="Segoe UI" w:eastAsia="Roboto Light" w:hAnsi="Segoe UI" w:cs="Segoe UI"/>
+              <w:b/>
+              <w:bCs/>
+            </w:rPr>
+          </w:pPr>
+          <w:r>
+            <w:rPr>
+              <w:rFonts w:eastAsia="MS Mincho" w:cs="Arial"/>
+              <w:noProof/>
+            </w:rPr>
+            <w:drawing>
+              <wp:anchor distT="0" distB="0" distL="114300" distR="114300" simplePos="0" relativeHeight="251659264" behindDoc="0" locked="0" layoutInCell="1" allowOverlap="1" wp14:anchorId="0525BA4F" wp14:editId="136918A8">
+                <wp:simplePos x="0" y="0"/>
+                <wp:positionH relativeFrom="column">
+                  <wp:posOffset>196850</wp:posOffset>
+                </wp:positionH>
+                <wp:positionV relativeFrom="paragraph">
+                  <wp:posOffset>-20955</wp:posOffset>
+                </wp:positionV>
+                <wp:extent cx="1548130" cy="641350"/>
+                <wp:effectExtent l="0" t="0" r="0" b="0"/>
+                <wp:wrapNone/>
+                <wp:docPr id="1358115082" name="Imatge 1358115082"/>
+                <wp:cNvGraphicFramePr>
+                  <a:graphicFrameLocks xmlns:a="http://schemas.openxmlformats.org/drawingml/2006/main" noChangeAspect="1"/>
+                </wp:cNvGraphicFramePr>
+                <a:graphic xmlns:a="http://schemas.openxmlformats.org/drawingml/2006/main">
+                  <a:graphicData uri="http://schemas.openxmlformats.org/drawingml/2006/picture">
+                    <pic:pic xmlns:pic="http://schemas.openxmlformats.org/drawingml/2006/picture">
+                      <pic:nvPicPr>
+                        <pic:cNvPr id="2" name="Imatge 1"/>
+                        <pic:cNvPicPr>
+                          <a:picLocks noChangeAspect="1"/>
+                        </pic:cNvPicPr>
+                      </pic:nvPicPr>
+                      <pic:blipFill>
+                        <a:blip r:embed="rId2" cstate="print">
+                          <a:extLst>
+                            <a:ext uri="{28A0092B-C50C-407E-A947-70E740481C1C}">
+                              <a14:useLocalDpi xmlns:a14="http://schemas.microsoft.com/office/drawing/2010/main" val="0"/>
+                            </a:ext>
+                          </a:extLst>
+                        </a:blip>
+                        <a:stretch>
+                          <a:fillRect/>
+                        </a:stretch>
+                      </pic:blipFill>
+                      <pic:spPr>
+                        <a:xfrm>
+                          <a:off x="0" y="0"/>
+                          <a:ext cx="1548130" cy="641350"/>
+                        </a:xfrm>
+                        <a:prstGeom prst="rect">
+                          <a:avLst/>
+                        </a:prstGeom>
+                      </pic:spPr>
+                    </pic:pic>
+                  </a:graphicData>
+                </a:graphic>
+              </wp:anchor>
+            </w:drawing>
+          </w:r>
+        </w:p>
+      </w:tc>
+      <w:tc>
+        <w:tcPr>
+          <w:tcW w:w="5954" w:type="dxa"/>
+          <w:gridSpan w:val="2"/>
+          <w:tcBorders>
+            <w:top w:val="single" w:sz="6" w:space="0" w:color="BFBFBF"/>
+            <w:left w:val="single" w:sz="6" w:space="0" w:color="BFBFBF"/>
+            <w:bottom w:val="single" w:sz="6" w:space="0" w:color="BFBFBF"/>
+            <w:right w:val="single" w:sz="6" w:space="0" w:color="BFBFBF"/>
+          </w:tcBorders>
+          <w:vAlign w:val="center"/>
+        </w:tcPr>
+        <w:p>
+          <w:pPr>
+            <w:spacing w:before="60" w:after="60" w:line="240" w:lineRule="auto"/>
+            <w:jc w:val="center"/>
+            <w:rPr>
+              <w:rFonts w:ascii="Segoe UI" w:eastAsia="Roboto Light" w:hAnsi="Segoe UI" w:cs="Segoe UI"/>
+              <w:b/>
+              <w:sz w:val="20"/>
+              <w:szCs w:val="20"/>
+            </w:rPr>
+          </w:pPr>
+          <w:r>
+            <w:rPr>
+              <w:rFonts w:ascii="Segoe UI" w:eastAsia="Roboto Light" w:hAnsi="Segoe UI" w:cs="Segoe UI"/>
+              <w:b/>
+              <w:color w:val="808080"/>
+              <w:sz w:val="20"/>
+              <w:szCs w:val="20"/>
+            </w:rPr>
+            <w:t>ANEXE DE PROTECCIÓ DE DADES - CONTRACTE PROFESSIONAL</w:t>
+          </w:r>
+        </w:p>
+      </w:tc>
+    </w:tr>
+    <w:tr>
+      <w:trPr>
+        <w:trHeight w:val="547"/>
+      </w:trPr>
+      <w:tc>
+        <w:tcPr>
+          <w:tcW w:w="3394" w:type="dxa"/>
+          <w:vMerge/>
+          <w:tcBorders>
+            <w:top w:val="single" w:sz="6" w:space="0" w:color="BFBFBF"/>
+            <w:left w:val="single" w:sz="6" w:space="0" w:color="BFBFBF"/>
+            <w:bottom w:val="single" w:sz="6" w:space="0" w:color="BFBFBF"/>
+            <w:right w:val="single" w:sz="6" w:space="0" w:color="BFBFBF"/>
+          </w:tcBorders>
+          <w:vAlign w:val="center"/>
+        </w:tcPr>
+        <w:p>
+          <w:pPr>
+            <w:spacing w:before="120" w:after="20" w:line="240" w:lineRule="auto"/>
+            <w:ind w:left="170" w:right="360"/>
+            <w:jc w:val="center"/>
+          </w:pPr>
+        </w:p>
+      </w:tc>
+      <w:tc>
+        <w:tcPr>
+          <w:tcW w:w="3230" w:type="dxa"/>
+          <w:tcBorders>
+            <w:top w:val="single" w:sz="6" w:space="0" w:color="BFBFBF"/>
+            <w:left w:val="single" w:sz="6" w:space="0" w:color="BFBFBF"/>
+            <w:bottom w:val="single" w:sz="6" w:space="0" w:color="BFBFBF"/>
+            <w:right w:val="single" w:sz="6" w:space="0" w:color="BFBFBF"/>
+          </w:tcBorders>
+          <w:vAlign w:val="center"/>
+        </w:tcPr>
+        <w:p>
+          <w:pPr>
+            <w:spacing w:before="40" w:after="20" w:line="240" w:lineRule="auto"/>
+            <w:ind w:left="170" w:right="170"/>
+            <w:jc w:val="center"/>
+          </w:pPr>
+          <w:r>
+            <w:rPr>
+              <w:rFonts w:ascii="Segoe UI" w:eastAsia="Roboto Light" w:hAnsi="Segoe UI" w:cs="Segoe UI"/>
+              <w:color w:val="808080"/>
+              <w:sz w:val="18"/>
+              <w:szCs w:val="18"/>
+            </w:rPr>
+            <w:t>I02-P-CA Rev.01</w:t>
+          </w:r>
+        </w:p>
+      </w:tc>
+      <w:tc>
+        <w:tcPr>
+          <w:tcW w:w="2724" w:type="dxa"/>
+          <w:tcBorders>
+            <w:top w:val="single" w:sz="6" w:space="0" w:color="BFBFBF"/>
+            <w:left w:val="single" w:sz="6" w:space="0" w:color="BFBFBF"/>
+            <w:bottom w:val="single" w:sz="6" w:space="0" w:color="BFBFBF"/>
+            <w:right w:val="single" w:sz="6" w:space="0" w:color="BFBFBF"/>
+          </w:tcBorders>
+          <w:vAlign w:val="center"/>
+        </w:tcPr>
+        <w:p>
+          <w:pPr>
+            <w:spacing w:before="40" w:after="20" w:line="240" w:lineRule="auto"/>
+            <w:ind w:left="170" w:right="170"/>
+            <w:jc w:val="center"/>
+          </w:pPr>
+          <w:r>
+            <w:rPr>
+              <w:rFonts w:ascii="Segoe UI" w:eastAsia="Roboto Light" w:hAnsi="Segoe UI" w:cs="Segoe UI"/>
+              <w:color w:val="808080"/>
+              <w:sz w:val="18"/>
+              <w:szCs w:val="18"/>
+            </w:rPr>
+            <w:t>USO INTERNO</w:t>
+          </w:r>
+        </w:p>
+      </w:tc>
+    </w:tr>
+  </w:tbl>
   <w:p>
     <w:pPr>
-      <w:pStyle w:val="Capalera"/>
+      <w:spacing w:line="240" w:lineRule="auto"/>
     </w:pPr>
-    <w:r>
-      <w:rPr>
-        <w:noProof/>
-      </w:rPr>
-      <w:drawing>
-        <wp:anchor distT="0" distB="0" distL="114300" distR="114300" simplePos="0" relativeHeight="251660288" behindDoc="0" locked="0" layoutInCell="1" allowOverlap="1" wp14:anchorId="7C8E018E" wp14:editId="16092898">
-          <wp:simplePos x="0" y="0"/>
-          <wp:positionH relativeFrom="column">
-            <wp:posOffset>0</wp:posOffset>
-          </wp:positionH>
-          <wp:positionV relativeFrom="paragraph">
-            <wp:posOffset>68580</wp:posOffset>
-          </wp:positionV>
-          <wp:extent cx="1012825" cy="405130"/>
-          <wp:effectExtent l="0" t="0" r="0" b="0"/>
-          <wp:wrapNone/>
-          <wp:docPr id="12" name="Imatge 12"/>
-          <wp:cNvGraphicFramePr>
-            <a:graphicFrameLocks xmlns:a="http://schemas.openxmlformats.org/drawingml/2006/main" noChangeAspect="1"/>
-          </wp:cNvGraphicFramePr>
-          <a:graphic xmlns:a="http://schemas.openxmlformats.org/drawingml/2006/main">
-            <a:graphicData uri="http://schemas.openxmlformats.org/drawingml/2006/picture">
-              <pic:pic xmlns:pic="http://schemas.openxmlformats.org/drawingml/2006/picture">
-                <pic:nvPicPr>
-                  <pic:cNvPr id="0" name="Picture 1"/>
-                  <pic:cNvPicPr>
-                    <a:picLocks noChangeAspect="1" noChangeArrowheads="1"/>
-                  </pic:cNvPicPr>
-                </pic:nvPicPr>
-                <pic:blipFill rotWithShape="1">
-                  <a:blip r:embed="rId1">
-                    <a:extLst>
-                      <a:ext uri="{28A0092B-C50C-407E-A947-70E740481C1C}">
-                        <a14:useLocalDpi xmlns:a14="http://schemas.microsoft.com/office/drawing/2010/main" val="0"/>
-                      </a:ext>
-                    </a:extLst>
-                  </a:blip>
-                  <a:srcRect t="30011" b="29996"/>
-                  <a:stretch/>
-                </pic:blipFill>
-                <pic:spPr bwMode="auto">
-                  <a:xfrm>
-                    <a:off x="0" y="0"/>
-                    <a:ext cx="1012825" cy="405130"/>
-                  </a:xfrm>
-                  <a:prstGeom prst="rect">
-                    <a:avLst/>
-                  </a:prstGeom>
-                  <a:noFill/>
-                  <a:ln>
-                    <a:noFill/>
-                  </a:ln>
-                  <a:extLst>
-                    <a:ext uri="{53640926-AAD7-44D8-BBD7-CCE9431645EC}">
-                      <a14:shadowObscured xmlns:a14="http://schemas.microsoft.com/office/drawing/2010/main"/>
-                    </a:ext>
-                  </a:extLst>
-                </pic:spPr>
-              </pic:pic>
-            </a:graphicData>
-          </a:graphic>
-          <wp14:sizeRelH relativeFrom="margin">
-            <wp14:pctWidth>0</wp14:pctWidth>
-          </wp14:sizeRelH>
-          <wp14:sizeRelV relativeFrom="margin">
-            <wp14:pctHeight>0</wp14:pctHeight>
-          </wp14:sizeRelV>
-        </wp:anchor>
-      </w:drawing>
-    </w:r>
-    <w:r>
-      <w:rPr>
-        <w:noProof/>
-      </w:rPr>
-      <w:drawing>
-        <wp:anchor distT="0" distB="0" distL="114300" distR="114300" simplePos="0" relativeHeight="251659264" behindDoc="0" locked="0" layoutInCell="1" allowOverlap="1" wp14:anchorId="57F19024" wp14:editId="6BAA587C">
-          <wp:simplePos x="0" y="0"/>
-          <wp:positionH relativeFrom="column">
-            <wp:posOffset>1089025</wp:posOffset>
-          </wp:positionH>
-          <wp:positionV relativeFrom="paragraph">
-            <wp:posOffset>97486</wp:posOffset>
-          </wp:positionV>
-          <wp:extent cx="818515" cy="338455"/>
-          <wp:effectExtent l="0" t="0" r="635" b="4445"/>
-          <wp:wrapNone/>
-          <wp:docPr id="11" name="Imatge 11" descr="Imatge que conté Gràfics, Font, disseny gràfic, logotip  Pot ser que el contingut generat per IA no sigui correcte.">
-            <a:extLst xmlns:a="http://schemas.openxmlformats.org/drawingml/2006/main">
-              <a:ext uri="{FF2B5EF4-FFF2-40B4-BE49-F238E27FC236}">
-                <a16:creationId xmlns:a16="http://schemas.microsoft.com/office/drawing/2014/main" id="{1789B5D9-964D-4ECD-8584-185B6DD08C0F}"/>
-              </a:ext>
-            </a:extLst>
-          </wp:docPr>
-          <wp:cNvGraphicFramePr>
-            <a:graphicFrameLocks xmlns:a="http://schemas.openxmlformats.org/drawingml/2006/main" noChangeAspect="1"/>
-          </wp:cNvGraphicFramePr>
-          <a:graphic xmlns:a="http://schemas.openxmlformats.org/drawingml/2006/main">
-            <a:graphicData uri="http://schemas.openxmlformats.org/drawingml/2006/picture">
-              <pic:pic xmlns:pic="http://schemas.openxmlformats.org/drawingml/2006/picture">
-                <pic:nvPicPr>
-                  <pic:cNvPr id="2" name="Imatge 1" descr="Imatge que conté Gràfics, Font, disseny gràfic, logotip  Pot ser que el contingut generat per IA no sigui correcte.">
-                    <a:extLst>
-                      <a:ext uri="{FF2B5EF4-FFF2-40B4-BE49-F238E27FC236}">
-                        <a16:creationId xmlns:a16="http://schemas.microsoft.com/office/drawing/2014/main" id="{1789B5D9-964D-4ECD-8584-185B6DD08C0F}"/>
-                      </a:ext>
-                    </a:extLst>
-                  </pic:cNvPr>
-                  <pic:cNvPicPr>
-                    <a:picLocks noChangeAspect="1"/>
-                  </pic:cNvPicPr>
-                </pic:nvPicPr>
-                <pic:blipFill>
-                  <a:blip r:embed="rId2" cstate="print">
-                    <a:extLst>
-                      <a:ext uri="{28A0092B-C50C-407E-A947-70E740481C1C}">
-                        <a14:useLocalDpi xmlns:a14="http://schemas.microsoft.com/office/drawing/2010/main" val="0"/>
-                      </a:ext>
-                    </a:extLst>
-                  </a:blip>
-                  <a:stretch>
-                    <a:fillRect/>
-                  </a:stretch>
-                </pic:blipFill>
-                <pic:spPr>
-                  <a:xfrm>
-                    <a:off x="0" y="0"/>
-                    <a:ext cx="818515" cy="338455"/>
-                  </a:xfrm>
-                  <a:prstGeom prst="rect">
-                    <a:avLst/>
-                  </a:prstGeom>
-                </pic:spPr>
-              </pic:pic>
-            </a:graphicData>
-          </a:graphic>
-          <wp14:sizeRelH relativeFrom="margin">
-            <wp14:pctWidth>0</wp14:pctWidth>
-          </wp14:sizeRelH>
-          <wp14:sizeRelV relativeFrom="margin">
-            <wp14:pctHeight>0</wp14:pctHeight>
-          </wp14:sizeRelV>
-        </wp:anchor>
-      </w:drawing>
-    </w:r>
   </w:p>
 </w:hdr>
 </file>
